--- a/TEZRA Website - Draft 2 Progress Update.docx
+++ b/TEZRA Website - Draft 2 Progress Update.docx
@@ -4,2326 +4,1857 @@
   <w:body>
     <w:p>
       <w:pPr>
-        <w:spacing w:before="0" w:after="80" w:line="276" w:lineRule="auto"/>
-        <w:jc w:val="center"/>
+        <w:spacing w:after="0" w:before="0"/>
       </w:pPr>
       <w:r>
         <w:rPr>
-          <w:rFonts w:ascii="Calibri" w:hAnsi="Calibri"/>
-          <w:b w:val="0"/>
+          <w:b/>
           <w:i w:val="0"/>
-          <w:caps/>
           <w:color w:val="000000"/>
-          <w:sz w:val="19"/>
-          <w:spacing w:val="24"/>
+          <w:sz w:val="48"/>
         </w:rPr>
-        <w:t>TEZRA Website  ·  Draft 2</w:t>
+        <w:t>TEZRA Website</w:t>
       </w:r>
     </w:p>
     <w:p>
       <w:pPr>
-        <w:spacing w:before="0" w:after="40" w:line="276" w:lineRule="auto"/>
-        <w:jc w:val="center"/>
+        <w:spacing w:after="200" w:before="0"/>
       </w:pPr>
       <w:r>
         <w:rPr>
-          <w:rFonts w:ascii="Calibri" w:hAnsi="Calibri"/>
-          <w:b/>
+          <w:b w:val="0"/>
           <w:i w:val="0"/>
-          <w:caps w:val="0"/>
           <w:color w:val="000000"/>
-          <w:sz w:val="52"/>
+          <w:sz w:val="32"/>
         </w:rPr>
-        <w:t>Progress Update</w:t>
+        <w:t>Draft 2 — Progress Update</w:t>
       </w:r>
     </w:p>
     <w:p>
       <w:pPr>
-        <w:spacing w:before="0" w:after="40" w:line="276" w:lineRule="auto"/>
-        <w:jc w:val="center"/>
+        <w:spacing w:after="80" w:before="0"/>
       </w:pPr>
       <w:r>
         <w:rPr>
-          <w:rFonts w:ascii="Calibri" w:hAnsi="Calibri"/>
           <w:b w:val="0"/>
           <w:i w:val="0"/>
-          <w:caps w:val="0"/>
           <w:color w:val="000000"/>
-          <w:sz w:val="26"/>
+          <w:sz w:val="20"/>
         </w:rPr>
-        <w:t>What We Have Built, What We Decided, and What We Need From You</w:t>
+        <w:t>15 October 2026   ·   Prepared for the TEZRA team by the development team</w:t>
       </w:r>
     </w:p>
     <w:p>
       <w:pPr>
-        <w:spacing w:before="0" w:after="40" w:line="276" w:lineRule="auto"/>
-        <w:jc w:val="center"/>
-      </w:pPr>
-      <w:r>
-        <w:rPr>
-          <w:rFonts w:ascii="Calibri" w:hAnsi="Calibri"/>
-          <w:b w:val="0"/>
-          <w:i w:val="0"/>
-          <w:caps w:val="0"/>
-          <w:color w:val="000000"/>
-          <w:sz w:val="20"/>
-        </w:rPr>
-        <w:t>Prepared by the Website Development Team for the TEZRA Team</w:t>
-      </w:r>
-    </w:p>
-    <w:p>
-      <w:pPr>
-        <w:spacing w:before="0" w:after="200" w:line="276" w:lineRule="auto"/>
-        <w:jc w:val="center"/>
-      </w:pPr>
-      <w:r>
-        <w:rPr>
-          <w:rFonts w:ascii="Calibri" w:hAnsi="Calibri"/>
-          <w:b w:val="0"/>
-          <w:i w:val="0"/>
-          <w:caps w:val="0"/>
-          <w:color w:val="000000"/>
-          <w:sz w:val="20"/>
-        </w:rPr>
-        <w:t>Date: [insert date before sending]</w:t>
-      </w:r>
-    </w:p>
-    <w:p>
-      <w:pPr>
-        <w:spacing w:before="120" w:after="120"/>
+        <w:spacing w:after="40" w:before="40"/>
         <w:pBdr>
-          <w:bottom w:val="single" w:sz="6" w:space="1" w:color="000000"/>
+          <w:bottom w:val="single" w:sz="6" w:space="1" w:color="BFBFBF"/>
         </w:pBdr>
       </w:pPr>
     </w:p>
     <w:p>
       <w:pPr>
-        <w:spacing w:before="400" w:after="120" w:line="276" w:lineRule="auto"/>
+        <w:spacing w:after="120" w:before="320"/>
       </w:pPr>
       <w:r>
         <w:rPr>
-          <w:rFonts w:ascii="Calibri" w:hAnsi="Calibri"/>
           <w:b/>
           <w:i w:val="0"/>
-          <w:caps w:val="0"/>
           <w:color w:val="000000"/>
-          <w:sz w:val="32"/>
+          <w:sz w:val="30"/>
         </w:rPr>
-        <w:t>1. Where We Are</w:t>
+        <w:t>Where things stand</w:t>
       </w:r>
     </w:p>
     <w:p>
       <w:pPr>
-        <w:spacing w:before="0" w:after="160" w:line="276" w:lineRule="auto"/>
+        <w:spacing w:after="160" w:before="0"/>
       </w:pPr>
       <w:r>
         <w:rPr>
-          <w:rFonts w:ascii="Calibri" w:hAnsi="Calibri"/>
           <w:b w:val="0"/>
           <w:i w:val="0"/>
-          <w:caps w:val="0"/>
           <w:color w:val="000000"/>
           <w:sz w:val="22"/>
         </w:rPr>
-        <w:t>Thank you for the Content, Structure and Development Brief. It answered every question we had, and the brand structure in particular unblocked the whole build.</w:t>
+        <w:t>This update follows your Draft 2 feedback document and reports against the ten points listed under Direction for the Next Stage.</w:t>
       </w:r>
     </w:p>
     <w:p>
       <w:pPr>
-        <w:spacing w:before="0" w:after="160" w:line="276" w:lineRule="auto"/>
+        <w:spacing w:after="160" w:before="0"/>
       </w:pPr>
       <w:r>
         <w:rPr>
-          <w:rFonts w:ascii="Calibri" w:hAnsi="Calibri"/>
           <w:b w:val="0"/>
           <w:i w:val="0"/>
-          <w:caps w:val="0"/>
           <w:color w:val="000000"/>
           <w:sz w:val="22"/>
         </w:rPr>
-        <w:t>Rather than wait, we started on everything in the brief that did not need anything further from you. A large part of Draft 2 is now built and working. This document covers three things:</w:t>
+        <w:t>Seven of the ten are complete. One is partially complete and finishes once the pages are final, as you specified. The remaining two depend on TEZRA content that has not yet been supplied, and on written launch approval.</w:t>
+      </w:r>
+    </w:p>
+    <w:p>
+      <w:pPr>
+        <w:spacing w:after="160" w:before="0"/>
+      </w:pPr>
+      <w:r>
+        <w:rPr>
+          <w:b w:val="0"/>
+          <w:i w:val="0"/>
+          <w:color w:val="000000"/>
+          <w:sz w:val="22"/>
+        </w:rPr>
+        <w:t>The site is now built on a content manager. TEZRA writes, edits and publishes directly, and changes appear on the website within a minute. Nothing needs a developer.</w:t>
+      </w:r>
+    </w:p>
+    <w:p>
+      <w:pPr>
+        <w:spacing w:after="120" w:before="360"/>
+      </w:pPr>
+      <w:r>
+        <w:rPr>
+          <w:b/>
+          <w:i w:val="0"/>
+          <w:color w:val="000000"/>
+          <w:sz w:val="30"/>
+        </w:rPr>
+        <w:t>Completed</w:t>
+      </w:r>
+    </w:p>
+    <w:tbl>
+      <w:tblPr>
+        <w:tblStyle w:val="TableGrid"/>
+        <w:tblW w:type="auto" w:w="0"/>
+        <w:jc w:val="left"/>
+        <w:tblLook w:firstColumn="1" w:firstRow="1" w:lastColumn="0" w:lastRow="0" w:noHBand="0" w:noVBand="1" w:val="04A0"/>
+      </w:tblPr>
+      <w:tblGrid>
+        <w:gridCol w:w="4680"/>
+        <w:gridCol w:w="4680"/>
+      </w:tblGrid>
+      <w:tr>
+        <w:tc>
+          <w:tcPr>
+            <w:tcW w:type="dxa" w:w="3312"/>
+          </w:tcPr>
+          <w:p>
+            <w:pPr>
+              <w:spacing w:after="60" w:before="60"/>
+            </w:pPr>
+            <w:r>
+              <w:rPr>
+                <w:b/>
+                <w:color w:val="000000"/>
+                <w:sz w:val="21"/>
+              </w:rPr>
+              <w:t>Item</w:t>
+            </w:r>
+          </w:p>
+        </w:tc>
+        <w:tc>
+          <w:tcPr>
+            <w:tcW w:type="dxa" w:w="6048"/>
+          </w:tcPr>
+          <w:p>
+            <w:pPr>
+              <w:spacing w:after="60" w:before="60"/>
+            </w:pPr>
+            <w:r>
+              <w:rPr>
+                <w:b/>
+                <w:color w:val="000000"/>
+                <w:sz w:val="21"/>
+              </w:rPr>
+              <w:t>Status</w:t>
+            </w:r>
+          </w:p>
+        </w:tc>
+      </w:tr>
+      <w:tr>
+        <w:tc>
+          <w:tcPr>
+            <w:tcW w:type="dxa" w:w="3312"/>
+          </w:tcPr>
+          <w:p>
+            <w:pPr>
+              <w:spacing w:after="60" w:before="60"/>
+            </w:pPr>
+            <w:r>
+              <w:rPr>
+                <w:b w:val="0"/>
+                <w:color w:val="000000"/>
+                <w:sz w:val="21"/>
+              </w:rPr>
+              <w:t>1.  Complete the content manager / CMS</w:t>
+            </w:r>
+          </w:p>
+        </w:tc>
+        <w:tc>
+          <w:tcPr>
+            <w:tcW w:type="dxa" w:w="6048"/>
+          </w:tcPr>
+          <w:p>
+            <w:pPr>
+              <w:spacing w:after="60" w:before="60"/>
+            </w:pPr>
+            <w:r>
+              <w:rPr>
+                <w:b w:val="0"/>
+                <w:color w:val="000000"/>
+                <w:sz w:val="21"/>
+              </w:rPr>
+              <w:t>Complete</w:t>
+            </w:r>
+          </w:p>
+        </w:tc>
+      </w:tr>
+      <w:tr>
+        <w:tc>
+          <w:tcPr>
+            <w:tcW w:type="dxa" w:w="3312"/>
+          </w:tcPr>
+          <w:p>
+            <w:pPr>
+              <w:spacing w:after="60" w:before="60"/>
+            </w:pPr>
+            <w:r>
+              <w:rPr>
+                <w:b w:val="0"/>
+                <w:color w:val="000000"/>
+                <w:sz w:val="21"/>
+              </w:rPr>
+              <w:t>2.  Complete individual News article pages</w:t>
+            </w:r>
+          </w:p>
+        </w:tc>
+        <w:tc>
+          <w:tcPr>
+            <w:tcW w:type="dxa" w:w="6048"/>
+          </w:tcPr>
+          <w:p>
+            <w:pPr>
+              <w:spacing w:after="60" w:before="60"/>
+            </w:pPr>
+            <w:r>
+              <w:rPr>
+                <w:b w:val="0"/>
+                <w:color w:val="000000"/>
+                <w:sz w:val="21"/>
+              </w:rPr>
+              <w:t>Complete</w:t>
+            </w:r>
+          </w:p>
+        </w:tc>
+      </w:tr>
+      <w:tr>
+        <w:tc>
+          <w:tcPr>
+            <w:tcW w:type="dxa" w:w="3312"/>
+          </w:tcPr>
+          <w:p>
+            <w:pPr>
+              <w:spacing w:after="60" w:before="60"/>
+            </w:pPr>
+            <w:r>
+              <w:rPr>
+                <w:b w:val="0"/>
+                <w:color w:val="000000"/>
+                <w:sz w:val="21"/>
+              </w:rPr>
+              <w:t>3.  Complete individual artwork pages</w:t>
+            </w:r>
+          </w:p>
+        </w:tc>
+        <w:tc>
+          <w:tcPr>
+            <w:tcW w:type="dxa" w:w="6048"/>
+          </w:tcPr>
+          <w:p>
+            <w:pPr>
+              <w:spacing w:after="60" w:before="60"/>
+            </w:pPr>
+            <w:r>
+              <w:rPr>
+                <w:b w:val="0"/>
+                <w:color w:val="000000"/>
+                <w:sz w:val="21"/>
+              </w:rPr>
+              <w:t>Complete</w:t>
+            </w:r>
+          </w:p>
+        </w:tc>
+      </w:tr>
+      <w:tr>
+        <w:tc>
+          <w:tcPr>
+            <w:tcW w:type="dxa" w:w="3312"/>
+          </w:tcPr>
+          <w:p>
+            <w:pPr>
+              <w:spacing w:after="60" w:before="60"/>
+            </w:pPr>
+            <w:r>
+              <w:rPr>
+                <w:b w:val="0"/>
+                <w:color w:val="000000"/>
+                <w:sz w:val="21"/>
+              </w:rPr>
+              <w:t>4.  Complete image optimisation</w:t>
+            </w:r>
+          </w:p>
+        </w:tc>
+        <w:tc>
+          <w:tcPr>
+            <w:tcW w:type="dxa" w:w="6048"/>
+          </w:tcPr>
+          <w:p>
+            <w:pPr>
+              <w:spacing w:after="60" w:before="60"/>
+            </w:pPr>
+            <w:r>
+              <w:rPr>
+                <w:b w:val="0"/>
+                <w:color w:val="000000"/>
+                <w:sz w:val="21"/>
+              </w:rPr>
+              <w:t>Complete</w:t>
+            </w:r>
+          </w:p>
+        </w:tc>
+      </w:tr>
+      <w:tr>
+        <w:tc>
+          <w:tcPr>
+            <w:tcW w:type="dxa" w:w="3312"/>
+          </w:tcPr>
+          <w:p>
+            <w:pPr>
+              <w:spacing w:after="60" w:before="60"/>
+            </w:pPr>
+            <w:r>
+              <w:rPr>
+                <w:b w:val="0"/>
+                <w:color w:val="000000"/>
+                <w:sz w:val="21"/>
+              </w:rPr>
+              <w:t>5.  Continue SEO and technical implementation</w:t>
+            </w:r>
+          </w:p>
+        </w:tc>
+        <w:tc>
+          <w:tcPr>
+            <w:tcW w:type="dxa" w:w="6048"/>
+          </w:tcPr>
+          <w:p>
+            <w:pPr>
+              <w:spacing w:after="60" w:before="60"/>
+            </w:pPr>
+            <w:r>
+              <w:rPr>
+                <w:b w:val="0"/>
+                <w:color w:val="000000"/>
+                <w:sz w:val="21"/>
+              </w:rPr>
+              <w:t>Complete for this stage</w:t>
+            </w:r>
+          </w:p>
+        </w:tc>
+      </w:tr>
+      <w:tr>
+        <w:tc>
+          <w:tcPr>
+            <w:tcW w:type="dxa" w:w="3312"/>
+          </w:tcPr>
+          <w:p>
+            <w:pPr>
+              <w:spacing w:after="60" w:before="60"/>
+            </w:pPr>
+            <w:r>
+              <w:rPr>
+                <w:b w:val="0"/>
+                <w:color w:val="000000"/>
+                <w:sz w:val="21"/>
+              </w:rPr>
+              <w:t>6.  Maintain the search-engine restriction</w:t>
+            </w:r>
+          </w:p>
+        </w:tc>
+        <w:tc>
+          <w:tcPr>
+            <w:tcW w:type="dxa" w:w="6048"/>
+          </w:tcPr>
+          <w:p>
+            <w:pPr>
+              <w:spacing w:after="60" w:before="60"/>
+            </w:pPr>
+            <w:r>
+              <w:rPr>
+                <w:b w:val="0"/>
+                <w:color w:val="000000"/>
+                <w:sz w:val="21"/>
+              </w:rPr>
+              <w:t>In place</w:t>
+            </w:r>
+          </w:p>
+        </w:tc>
+      </w:tr>
+      <w:tr>
+        <w:tc>
+          <w:tcPr>
+            <w:tcW w:type="dxa" w:w="3312"/>
+          </w:tcPr>
+          <w:p>
+            <w:pPr>
+              <w:spacing w:after="60" w:before="60"/>
+            </w:pPr>
+            <w:r>
+              <w:rPr>
+                <w:b w:val="0"/>
+                <w:color w:val="000000"/>
+                <w:sz w:val="21"/>
+              </w:rPr>
+              <w:t>8.  Provide the CMS user guide</w:t>
+            </w:r>
+          </w:p>
+        </w:tc>
+        <w:tc>
+          <w:tcPr>
+            <w:tcW w:type="dxa" w:w="6048"/>
+          </w:tcPr>
+          <w:p>
+            <w:pPr>
+              <w:spacing w:after="60" w:before="60"/>
+            </w:pPr>
+            <w:r>
+              <w:rPr>
+                <w:b w:val="0"/>
+                <w:color w:val="000000"/>
+                <w:sz w:val="21"/>
+              </w:rPr>
+              <w:t>Guide written — training to be scheduled</w:t>
+            </w:r>
+          </w:p>
+        </w:tc>
+      </w:tr>
+    </w:tbl>
+    <w:p>
+      <w:pPr>
+        <w:spacing w:after="80"/>
+      </w:pPr>
+    </w:p>
+    <w:p>
+      <w:pPr>
+        <w:spacing w:after="80" w:before="160"/>
+      </w:pPr>
+      <w:r>
+        <w:rPr>
+          <w:b/>
+          <w:i w:val="0"/>
+          <w:color w:val="000000"/>
+          <w:sz w:val="24"/>
+        </w:rPr>
+        <w:t>The content manager</w:t>
+      </w:r>
+    </w:p>
+    <w:p>
+      <w:pPr>
+        <w:spacing w:after="160" w:before="0"/>
+      </w:pPr>
+      <w:r>
+        <w:rPr>
+          <w:b w:val="0"/>
+          <w:i w:val="0"/>
+          <w:color w:val="000000"/>
+          <w:sz w:val="22"/>
+        </w:rPr>
+        <w:t>Built with role-based access exactly as you set out in point 8 of your responses. Administrators have full content management and publishing rights. Editors can create and edit, and save drafts, but cannot publish. That restriction is enforced on the server, so it holds however the system is accessed, not only through the editing screen.</w:t>
+      </w:r>
+    </w:p>
+    <w:p>
+      <w:pPr>
+        <w:spacing w:after="160" w:before="0"/>
+      </w:pPr>
+      <w:r>
+        <w:rPr>
+          <w:b w:val="0"/>
+          <w:i w:val="0"/>
+          <w:color w:val="000000"/>
+          <w:sz w:val="22"/>
+        </w:rPr>
+        <w:t>Three of your content principles are enforced by the system rather than left to memory:</w:t>
       </w:r>
     </w:p>
     <w:p>
       <w:pPr>
         <w:pStyle w:val="ListBullet"/>
-        <w:spacing w:after="60" w:line="269" w:lineRule="auto"/>
-        <w:ind w:left="432"/>
+        <w:spacing w:after="80"/>
       </w:pPr>
       <w:r>
         <w:rPr>
-          <w:rFonts w:ascii="Calibri" w:hAnsi="Calibri"/>
+          <w:b/>
           <w:color w:val="000000"/>
           <w:sz w:val="22"/>
         </w:rPr>
-        <w:t>What we have built since the brief arrived.</w:t>
+        <w:t xml:space="preserve">A project </w:t>
+      </w:r>
+      <w:r>
+        <w:rPr>
+          <w:color w:val="000000"/>
+          <w:sz w:val="22"/>
+        </w:rPr>
+        <w:t>cannot be published until it is marked as verified.</w:t>
       </w:r>
     </w:p>
     <w:p>
       <w:pPr>
         <w:pStyle w:val="ListBullet"/>
-        <w:spacing w:after="60" w:line="269" w:lineRule="auto"/>
-        <w:ind w:left="432"/>
+        <w:spacing w:after="80"/>
       </w:pPr>
       <w:r>
         <w:rPr>
-          <w:rFonts w:ascii="Calibri" w:hAnsi="Calibri"/>
+          <w:b/>
           <w:color w:val="000000"/>
           <w:sz w:val="22"/>
         </w:rPr>
-        <w:t>Decisions we made along the way, and three problems we found and fixed.</w:t>
+        <w:t xml:space="preserve">A client or partner logo </w:t>
+      </w:r>
+      <w:r>
+        <w:rPr>
+          <w:color w:val="000000"/>
+          <w:sz w:val="22"/>
+        </w:rPr>
+        <w:t>cannot be published until permission to display it has been confirmed, and that permission is checked a second time whenever the website displays it.</w:t>
       </w:r>
     </w:p>
     <w:p>
       <w:pPr>
         <w:pStyle w:val="ListBullet"/>
-        <w:spacing w:after="60" w:line="269" w:lineRule="auto"/>
-        <w:ind w:left="432"/>
+        <w:spacing w:after="80"/>
       </w:pPr>
       <w:r>
         <w:rPr>
-          <w:rFonts w:ascii="Calibri" w:hAnsi="Calibri"/>
+          <w:b/>
           <w:color w:val="000000"/>
           <w:sz w:val="22"/>
         </w:rPr>
-        <w:t>What we still need from you, and the questions we need answered.</w:t>
+        <w:t xml:space="preserve">Alt text </w:t>
+      </w:r>
+      <w:r>
+        <w:rPr>
+          <w:color w:val="000000"/>
+          <w:sz w:val="22"/>
+        </w:rPr>
+        <w:t>is required on every image before it can be saved, for accessibility and search.</w:t>
       </w:r>
     </w:p>
     <w:p>
       <w:pPr>
-        <w:spacing w:before="0" w:after="160" w:line="276" w:lineRule="auto"/>
+        <w:spacing w:after="80" w:before="200"/>
       </w:pPr>
       <w:r>
         <w:rPr>
-          <w:rFonts w:ascii="Calibri" w:hAnsi="Calibri"/>
-          <w:b w:val="0"/>
+          <w:b/>
           <w:i w:val="0"/>
-          <w:caps w:val="0"/>
           <w:color w:val="000000"/>
-          <w:sz w:val="22"/>
+          <w:sz w:val="24"/>
         </w:rPr>
-        <w:t>Nothing here changes the direction you set. It is all your brief, built.</w:t>
+        <w:t>News articles</w:t>
       </w:r>
     </w:p>
     <w:p>
       <w:pPr>
-        <w:spacing w:before="400" w:after="120" w:line="276" w:lineRule="auto"/>
+        <w:spacing w:after="160" w:before="0"/>
       </w:pPr>
       <w:r>
         <w:rPr>
-          <w:rFonts w:ascii="Calibri" w:hAnsi="Calibri"/>
-          <w:b/>
+          <w:b w:val="0"/>
           <w:i w:val="0"/>
-          <w:caps w:val="0"/>
           <w:color w:val="000000"/>
-          <w:sz w:val="32"/>
+          <w:sz w:val="22"/>
         </w:rPr>
-        <w:t>2. What We Have Built</w:t>
+        <w:t>Each article now has its own page, laid out the way a news site lays out a story: the article in the centre, the latest stories to one side and others from the same section to the other. Articles carry a byline, a date and a reading time. Writers without a CMS account can still be credited, and a shared credit such as “Tezra News staff” is supported.</w:t>
       </w:r>
     </w:p>
     <w:p>
       <w:pPr>
-        <w:spacing w:before="240" w:after="80" w:line="276" w:lineRule="auto"/>
+        <w:spacing w:after="160" w:before="0"/>
       </w:pPr>
       <w:r>
         <w:rPr>
-          <w:rFonts w:ascii="Calibri" w:hAnsi="Calibri"/>
+          <w:b w:val="0"/>
+          <w:i w:val="0"/>
+          <w:color w:val="000000"/>
+          <w:sz w:val="22"/>
+        </w:rPr>
+        <w:t>The fifteen categories and five editorial formats you supplied are both in place, and the filters on the News page read from them.</w:t>
+      </w:r>
+    </w:p>
+    <w:p>
+      <w:pPr>
+        <w:spacing w:after="80" w:before="200"/>
+      </w:pPr>
+      <w:r>
+        <w:rPr>
           <w:b/>
           <w:i w:val="0"/>
-          <w:caps w:val="0"/>
           <w:color w:val="000000"/>
-          <w:sz w:val="25"/>
+          <w:sz w:val="24"/>
         </w:rPr>
-        <w:t>2.1  Brand structure</w:t>
+        <w:t>Artworks and Our Work</w:t>
+      </w:r>
+    </w:p>
+    <w:p>
+      <w:pPr>
+        <w:spacing w:after="160" w:before="0"/>
+      </w:pPr>
+      <w:r>
+        <w:rPr>
+          <w:b w:val="0"/>
+          <w:i w:val="0"/>
+          <w:color w:val="000000"/>
+          <w:sz w:val="22"/>
+        </w:rPr>
+        <w:t>Both have individual pages. Tezra Arts is enquiry-only for Draft 2, as you confirmed in point 6 — every artwork leads to an enquiry that carries the piece into the contact form. Price is recorded in the system but only shown publicly when it is ticked to show.</w:t>
+      </w:r>
+    </w:p>
+    <w:p>
+      <w:pPr>
+        <w:spacing w:after="80" w:before="200"/>
+      </w:pPr>
+      <w:r>
+        <w:rPr>
+          <w:b/>
+          <w:i w:val="0"/>
+          <w:color w:val="000000"/>
+          <w:sz w:val="24"/>
+        </w:rPr>
+        <w:t>Images and performance</w:t>
+      </w:r>
+    </w:p>
+    <w:p>
+      <w:pPr>
+        <w:spacing w:after="160" w:before="0"/>
+      </w:pPr>
+      <w:r>
+        <w:rPr>
+          <w:b w:val="0"/>
+          <w:i w:val="0"/>
+          <w:color w:val="000000"/>
+          <w:sz w:val="22"/>
+        </w:rPr>
+        <w:t>Every image uploaded is converted to modern formats and delivered at the size the visitor's screen actually needs. A photograph uploaded at full resolution costs nothing extra to the person viewing it on a phone.</w:t>
+      </w:r>
+    </w:p>
+    <w:p>
+      <w:pPr>
+        <w:spacing w:after="80" w:before="200"/>
+      </w:pPr>
+      <w:r>
+        <w:rPr>
+          <w:b/>
+          <w:i w:val="0"/>
+          <w:color w:val="000000"/>
+          <w:sz w:val="24"/>
+        </w:rPr>
+        <w:t>Search engines</w:t>
+      </w:r>
+    </w:p>
+    <w:p>
+      <w:pPr>
+        <w:spacing w:after="160" w:before="0"/>
+      </w:pPr>
+      <w:r>
+        <w:rPr>
+          <w:b w:val="0"/>
+          <w:i w:val="0"/>
+          <w:color w:val="000000"/>
+          <w:sz w:val="22"/>
+        </w:rPr>
+        <w:t>The site remains closed to search engines, as instructed. This is controlled by a single switch that covers all three places it matters — the page instruction to search engines, the robots file and the sitemap. Launch is one change, not a hunt through the site for the places someone might miss.</w:t>
+      </w:r>
+    </w:p>
+    <w:p>
+      <w:pPr>
+        <w:spacing w:after="120" w:before="360"/>
+      </w:pPr>
+      <w:r>
+        <w:rPr>
+          <w:b/>
+          <w:i w:val="0"/>
+          <w:color w:val="000000"/>
+          <w:sz w:val="30"/>
+        </w:rPr>
+        <w:t>Partially complete</w:t>
+      </w:r>
+    </w:p>
+    <w:p>
+      <w:pPr>
+        <w:spacing w:after="80" w:before="0"/>
+      </w:pPr>
+      <w:r>
+        <w:rPr>
+          <w:b/>
+          <w:i w:val="0"/>
+          <w:color w:val="000000"/>
+          <w:sz w:val="24"/>
+        </w:rPr>
+        <w:t>7.  Responsive and device testing</w:t>
+      </w:r>
+    </w:p>
+    <w:p>
+      <w:pPr>
+        <w:spacing w:after="160" w:before="0"/>
+      </w:pPr>
+      <w:r>
+        <w:rPr>
+          <w:b w:val="0"/>
+          <w:i w:val="0"/>
+          <w:color w:val="000000"/>
+          <w:sz w:val="22"/>
+        </w:rPr>
+        <w:t>Every page rebuilt in this cycle has been tested across desktop, tablet and phone widths, and the navigation behaves responsively on smaller screens as you asked in point 3 — the four verticals stay visible on desktop and are never removed.</w:t>
+      </w:r>
+    </w:p>
+    <w:p>
+      <w:pPr>
+        <w:spacing w:after="160" w:before="0"/>
+      </w:pPr>
+      <w:r>
+        <w:rPr>
+          <w:b w:val="0"/>
+          <w:i w:val="0"/>
+          <w:color w:val="000000"/>
+          <w:sz w:val="22"/>
+        </w:rPr>
+        <w:t>The full pass across all pages and real devices is scheduled once the pages are final, which matches your own wording on this point. Testing a page before its content is loaded tends to need redoing afterwards.</w:t>
+      </w:r>
+    </w:p>
+    <w:p>
+      <w:pPr>
+        <w:spacing w:after="120" w:before="360"/>
+      </w:pPr>
+      <w:r>
+        <w:rPr>
+          <w:b/>
+          <w:i w:val="0"/>
+          <w:color w:val="000000"/>
+          <w:sz w:val="30"/>
+        </w:rPr>
+        <w:t>In progress</w:t>
+      </w:r>
+    </w:p>
+    <w:p>
+      <w:pPr>
+        <w:spacing w:after="80" w:before="0"/>
+      </w:pPr>
+      <w:r>
+        <w:rPr>
+          <w:b/>
+          <w:i w:val="0"/>
+          <w:color w:val="000000"/>
+          <w:sz w:val="24"/>
+        </w:rPr>
+        <w:t>Hosting and infrastructure</w:t>
+      </w:r>
+    </w:p>
+    <w:p>
+      <w:pPr>
+        <w:spacing w:after="160" w:before="0"/>
+      </w:pPr>
+      <w:r>
+        <w:rPr>
+          <w:b w:val="0"/>
+          <w:i w:val="0"/>
+          <w:color w:val="000000"/>
+          <w:sz w:val="22"/>
+        </w:rPr>
+        <w:t>The website is being moved to its production setup: a hosted database for the content manager, and dedicated storage for images and media so that uploads are permanent and served quickly worldwide. This work is underway and does not require anything from TEZRA.</w:t>
+      </w:r>
+    </w:p>
+    <w:p>
+      <w:pPr>
+        <w:spacing w:after="80" w:before="200"/>
+      </w:pPr>
+      <w:r>
+        <w:rPr>
+          <w:b/>
+          <w:i w:val="0"/>
+          <w:color w:val="000000"/>
+          <w:sz w:val="24"/>
+        </w:rPr>
+        <w:t>Contact form delivery</w:t>
+      </w:r>
+    </w:p>
+    <w:p>
+      <w:pPr>
+        <w:spacing w:after="160" w:before="0"/>
+      </w:pPr>
+      <w:r>
+        <w:rPr>
+          <w:b w:val="0"/>
+          <w:i w:val="0"/>
+          <w:color w:val="000000"/>
+          <w:sz w:val="22"/>
+        </w:rPr>
+        <w:t>Enquiries route to business.development@tezragroup.com as confirmed in point 7, and all seven enquiry categories are retained. The delivery account is being set up. Until it is live the form does not pretend to send — it tells the visitor it could not be sent and shows the email address instead.</w:t>
+      </w:r>
+    </w:p>
+    <w:p>
+      <w:pPr>
+        <w:spacing w:after="120" w:before="360"/>
+      </w:pPr>
+      <w:r>
+        <w:rPr>
+          <w:b/>
+          <w:i w:val="0"/>
+          <w:color w:val="000000"/>
+          <w:sz w:val="30"/>
+        </w:rPr>
+        <w:t>What we need from TEZRA</w:t>
+      </w:r>
+    </w:p>
+    <w:p>
+      <w:pPr>
+        <w:spacing w:after="160" w:before="0"/>
+      </w:pPr>
+      <w:r>
+        <w:rPr>
+          <w:b w:val="0"/>
+          <w:i w:val="0"/>
+          <w:color w:val="000000"/>
+          <w:sz w:val="22"/>
+        </w:rPr>
+        <w:t>These are the only items holding back the remaining two points. Everything that can be built without them has been built, and each can be loaded as it becomes available without waiting for the others.</w:t>
+      </w:r>
+    </w:p>
+    <w:tbl>
+      <w:tblPr>
+        <w:tblStyle w:val="TableGrid"/>
+        <w:tblW w:type="auto" w:w="0"/>
+        <w:jc w:val="left"/>
+        <w:tblLook w:firstColumn="1" w:firstRow="1" w:lastColumn="0" w:lastRow="0" w:noHBand="0" w:noVBand="1" w:val="04A0"/>
+      </w:tblPr>
+      <w:tblGrid>
+        <w:gridCol w:w="4680"/>
+        <w:gridCol w:w="4680"/>
+      </w:tblGrid>
+      <w:tr>
+        <w:tc>
+          <w:tcPr>
+            <w:tcW w:type="dxa" w:w="2736"/>
+          </w:tcPr>
+          <w:p>
+            <w:pPr>
+              <w:spacing w:after="60" w:before="60"/>
+            </w:pPr>
+            <w:r>
+              <w:rPr>
+                <w:b/>
+                <w:color w:val="000000"/>
+                <w:sz w:val="21"/>
+              </w:rPr>
+              <w:t>Item</w:t>
+            </w:r>
+          </w:p>
+        </w:tc>
+        <w:tc>
+          <w:tcPr>
+            <w:tcW w:type="dxa" w:w="6624"/>
+          </w:tcPr>
+          <w:p>
+            <w:pPr>
+              <w:spacing w:after="60" w:before="60"/>
+            </w:pPr>
+            <w:r>
+              <w:rPr>
+                <w:b/>
+                <w:color w:val="000000"/>
+                <w:sz w:val="21"/>
+              </w:rPr>
+              <w:t>Notes</w:t>
+            </w:r>
+          </w:p>
+        </w:tc>
+      </w:tr>
+      <w:tr>
+        <w:tc>
+          <w:tcPr>
+            <w:tcW w:type="dxa" w:w="2736"/>
+          </w:tcPr>
+          <w:p>
+            <w:pPr>
+              <w:spacing w:after="60" w:before="60"/>
+            </w:pPr>
+            <w:r>
+              <w:rPr>
+                <w:b w:val="0"/>
+                <w:color w:val="000000"/>
+                <w:sz w:val="21"/>
+              </w:rPr>
+              <w:t>Physical address</w:t>
+            </w:r>
+          </w:p>
+        </w:tc>
+        <w:tc>
+          <w:tcPr>
+            <w:tcW w:type="dxa" w:w="6624"/>
+          </w:tcPr>
+          <w:p>
+            <w:pPr>
+              <w:spacing w:after="60" w:before="60"/>
+            </w:pPr>
+            <w:r>
+              <w:rPr>
+                <w:b w:val="0"/>
+                <w:color w:val="000000"/>
+                <w:sz w:val="21"/>
+              </w:rPr>
+              <w:t>The only contact detail still outstanding. Email and phone are confirmed and in use.</w:t>
+            </w:r>
+          </w:p>
+        </w:tc>
+      </w:tr>
+      <w:tr>
+        <w:tc>
+          <w:tcPr>
+            <w:tcW w:type="dxa" w:w="2736"/>
+          </w:tcPr>
+          <w:p>
+            <w:pPr>
+              <w:spacing w:after="60" w:before="60"/>
+            </w:pPr>
+            <w:r>
+              <w:rPr>
+                <w:b w:val="0"/>
+                <w:color w:val="000000"/>
+                <w:sz w:val="21"/>
+              </w:rPr>
+              <w:t>Final photography</w:t>
+            </w:r>
+          </w:p>
+        </w:tc>
+        <w:tc>
+          <w:tcPr>
+            <w:tcW w:type="dxa" w:w="6624"/>
+          </w:tcPr>
+          <w:p>
+            <w:pPr>
+              <w:spacing w:after="60" w:before="60"/>
+            </w:pPr>
+            <w:r>
+              <w:rPr>
+                <w:b w:val="0"/>
+                <w:color w:val="000000"/>
+                <w:sz w:val="21"/>
+              </w:rPr>
+              <w:t>For the homepage, About and the four vertical pages. Temporary stock imagery is in place and is never presented as TEZRA's own work.</w:t>
+            </w:r>
+          </w:p>
+        </w:tc>
+      </w:tr>
+      <w:tr>
+        <w:tc>
+          <w:tcPr>
+            <w:tcW w:type="dxa" w:w="2736"/>
+          </w:tcPr>
+          <w:p>
+            <w:pPr>
+              <w:spacing w:after="60" w:before="60"/>
+            </w:pPr>
+            <w:r>
+              <w:rPr>
+                <w:b w:val="0"/>
+                <w:color w:val="000000"/>
+                <w:sz w:val="21"/>
+              </w:rPr>
+              <w:t>Leadership</w:t>
+            </w:r>
+          </w:p>
+        </w:tc>
+        <w:tc>
+          <w:tcPr>
+            <w:tcW w:type="dxa" w:w="6624"/>
+          </w:tcPr>
+          <w:p>
+            <w:pPr>
+              <w:spacing w:after="60" w:before="60"/>
+            </w:pPr>
+            <w:r>
+              <w:rPr>
+                <w:b w:val="0"/>
+                <w:color w:val="000000"/>
+                <w:sz w:val="21"/>
+              </w:rPr>
+              <w:t>Names, positions, biographies and professional photographs.</w:t>
+            </w:r>
+          </w:p>
+        </w:tc>
+      </w:tr>
+      <w:tr>
+        <w:tc>
+          <w:tcPr>
+            <w:tcW w:type="dxa" w:w="2736"/>
+          </w:tcPr>
+          <w:p>
+            <w:pPr>
+              <w:spacing w:after="60" w:before="60"/>
+            </w:pPr>
+            <w:r>
+              <w:rPr>
+                <w:b w:val="0"/>
+                <w:color w:val="000000"/>
+                <w:sz w:val="21"/>
+              </w:rPr>
+              <w:t>News articles</w:t>
+            </w:r>
+          </w:p>
+        </w:tc>
+        <w:tc>
+          <w:tcPr>
+            <w:tcW w:type="dxa" w:w="6624"/>
+          </w:tcPr>
+          <w:p>
+            <w:pPr>
+              <w:spacing w:after="60" w:before="60"/>
+            </w:pPr>
+            <w:r>
+              <w:rPr>
+                <w:b w:val="0"/>
+                <w:color w:val="000000"/>
+                <w:sz w:val="21"/>
+              </w:rPr>
+              <w:t>The initial approved articles. The structure, categories and filters are finished and waiting.</w:t>
+            </w:r>
+          </w:p>
+        </w:tc>
+      </w:tr>
+      <w:tr>
+        <w:tc>
+          <w:tcPr>
+            <w:tcW w:type="dxa" w:w="2736"/>
+          </w:tcPr>
+          <w:p>
+            <w:pPr>
+              <w:spacing w:after="60" w:before="60"/>
+            </w:pPr>
+            <w:r>
+              <w:rPr>
+                <w:b w:val="0"/>
+                <w:color w:val="000000"/>
+                <w:sz w:val="21"/>
+              </w:rPr>
+              <w:t>Our Work</w:t>
+            </w:r>
+          </w:p>
+        </w:tc>
+        <w:tc>
+          <w:tcPr>
+            <w:tcW w:type="dxa" w:w="6624"/>
+          </w:tcPr>
+          <w:p>
+            <w:pPr>
+              <w:spacing w:after="60" w:before="60"/>
+            </w:pPr>
+            <w:r>
+              <w:rPr>
+                <w:b w:val="0"/>
+                <w:color w:val="000000"/>
+                <w:sz w:val="21"/>
+              </w:rPr>
+              <w:t>Verified projects and case-study material.</w:t>
+            </w:r>
+          </w:p>
+        </w:tc>
+      </w:tr>
+      <w:tr>
+        <w:tc>
+          <w:tcPr>
+            <w:tcW w:type="dxa" w:w="2736"/>
+          </w:tcPr>
+          <w:p>
+            <w:pPr>
+              <w:spacing w:after="60" w:before="60"/>
+            </w:pPr>
+            <w:r>
+              <w:rPr>
+                <w:b w:val="0"/>
+                <w:color w:val="000000"/>
+                <w:sz w:val="21"/>
+              </w:rPr>
+              <w:t>Clients &amp; Partners</w:t>
+            </w:r>
+          </w:p>
+        </w:tc>
+        <w:tc>
+          <w:tcPr>
+            <w:tcW w:type="dxa" w:w="6624"/>
+          </w:tcPr>
+          <w:p>
+            <w:pPr>
+              <w:spacing w:after="60" w:before="60"/>
+            </w:pPr>
+            <w:r>
+              <w:rPr>
+                <w:b w:val="0"/>
+                <w:color w:val="000000"/>
+                <w:sz w:val="21"/>
+              </w:rPr>
+              <w:t>Approved logos, and written permission to display each one.</w:t>
+            </w:r>
+          </w:p>
+        </w:tc>
+      </w:tr>
+      <w:tr>
+        <w:tc>
+          <w:tcPr>
+            <w:tcW w:type="dxa" w:w="2736"/>
+          </w:tcPr>
+          <w:p>
+            <w:pPr>
+              <w:spacing w:after="60" w:before="60"/>
+            </w:pPr>
+            <w:r>
+              <w:rPr>
+                <w:b w:val="0"/>
+                <w:color w:val="000000"/>
+                <w:sz w:val="21"/>
+              </w:rPr>
+              <w:t>Tezra Arts</w:t>
+            </w:r>
+          </w:p>
+        </w:tc>
+        <w:tc>
+          <w:tcPr>
+            <w:tcW w:type="dxa" w:w="6624"/>
+          </w:tcPr>
+          <w:p>
+            <w:pPr>
+              <w:spacing w:after="60" w:before="60"/>
+            </w:pPr>
+            <w:r>
+              <w:rPr>
+                <w:b w:val="0"/>
+                <w:color w:val="000000"/>
+                <w:sz w:val="21"/>
+              </w:rPr>
+              <w:t>Artwork images, titles, artist information, artist biographies, and availability or pricing where it applies.</w:t>
+            </w:r>
+          </w:p>
+        </w:tc>
+      </w:tr>
+      <w:tr>
+        <w:tc>
+          <w:tcPr>
+            <w:tcW w:type="dxa" w:w="2736"/>
+          </w:tcPr>
+          <w:p>
+            <w:pPr>
+              <w:spacing w:after="60" w:before="60"/>
+            </w:pPr>
+            <w:r>
+              <w:rPr>
+                <w:b w:val="0"/>
+                <w:color w:val="000000"/>
+                <w:sz w:val="21"/>
+              </w:rPr>
+              <w:t>Legal wording</w:t>
+            </w:r>
+          </w:p>
+        </w:tc>
+        <w:tc>
+          <w:tcPr>
+            <w:tcW w:type="dxa" w:w="6624"/>
+          </w:tcPr>
+          <w:p>
+            <w:pPr>
+              <w:spacing w:after="60" w:before="60"/>
+            </w:pPr>
+            <w:r>
+              <w:rPr>
+                <w:b w:val="0"/>
+                <w:color w:val="000000"/>
+                <w:sz w:val="21"/>
+              </w:rPr>
+              <w:t>Privacy Policy and Terms of Use.</w:t>
+            </w:r>
+          </w:p>
+        </w:tc>
+      </w:tr>
+      <w:tr>
+        <w:tc>
+          <w:tcPr>
+            <w:tcW w:type="dxa" w:w="2736"/>
+          </w:tcPr>
+          <w:p>
+            <w:pPr>
+              <w:spacing w:after="60" w:before="60"/>
+            </w:pPr>
+            <w:r>
+              <w:rPr>
+                <w:b w:val="0"/>
+                <w:color w:val="000000"/>
+                <w:sz w:val="21"/>
+              </w:rPr>
+              <w:t>CMS accounts</w:t>
+            </w:r>
+          </w:p>
+        </w:tc>
+        <w:tc>
+          <w:tcPr>
+            <w:tcW w:type="dxa" w:w="6624"/>
+          </w:tcPr>
+          <w:p>
+            <w:pPr>
+              <w:spacing w:after="60" w:before="60"/>
+            </w:pPr>
+            <w:r>
+              <w:rPr>
+                <w:b w:val="0"/>
+                <w:color w:val="000000"/>
+                <w:sz w:val="21"/>
+              </w:rPr>
+              <w:t>Individual names and email addresses for the people who will have Administrator and Editor access.</w:t>
+            </w:r>
+          </w:p>
+        </w:tc>
+      </w:tr>
+      <w:tr>
+        <w:tc>
+          <w:tcPr>
+            <w:tcW w:type="dxa" w:w="2736"/>
+          </w:tcPr>
+          <w:p>
+            <w:pPr>
+              <w:spacing w:after="60" w:before="60"/>
+            </w:pPr>
+            <w:r>
+              <w:rPr>
+                <w:b w:val="0"/>
+                <w:color w:val="000000"/>
+                <w:sz w:val="21"/>
+              </w:rPr>
+              <w:t>Logo confirmation</w:t>
+            </w:r>
+          </w:p>
+        </w:tc>
+        <w:tc>
+          <w:tcPr>
+            <w:tcW w:type="dxa" w:w="6624"/>
+          </w:tcPr>
+          <w:p>
+            <w:pPr>
+              <w:spacing w:after="60" w:before="60"/>
+            </w:pPr>
+            <w:r>
+              <w:rPr>
+                <w:b w:val="0"/>
+                <w:color w:val="000000"/>
+                <w:sz w:val="21"/>
+              </w:rPr>
+              <w:t>See the note below.</w:t>
+            </w:r>
+          </w:p>
+        </w:tc>
+      </w:tr>
+    </w:tbl>
+    <w:p>
+      <w:pPr>
+        <w:spacing w:after="80"/>
+      </w:pPr>
+    </w:p>
+    <w:p>
+      <w:pPr>
+        <w:spacing w:after="80" w:before="160"/>
+      </w:pPr>
+      <w:r>
+        <w:rPr>
+          <w:b/>
+          <w:i w:val="0"/>
+          <w:color w:val="000000"/>
+          <w:sz w:val="24"/>
+        </w:rPr>
+        <w:t>A note on the logo</w:t>
+      </w:r>
+    </w:p>
+    <w:p>
+      <w:pPr>
+        <w:spacing w:after="160" w:before="0"/>
+      </w:pPr>
+      <w:r>
+        <w:rPr>
+          <w:b w:val="0"/>
+          <w:i w:val="0"/>
+          <w:color w:val="000000"/>
+          <w:sz w:val="22"/>
+        </w:rPr>
+        <w:t>The logo files have been received. They contain the TEZRA mark and four vertical lockups — one each for Media, News, Arts and Marketing and Consulting — but no single master or group lockup. Before the mark replaces the current wordmark across the site, please confirm which version is the group mark. We would rather ask than guess at something this visible.</w:t>
+      </w:r>
+    </w:p>
+    <w:p>
+      <w:pPr>
+        <w:spacing w:after="120" w:before="360"/>
+      </w:pPr>
+      <w:r>
+        <w:rPr>
+          <w:b/>
+          <w:i w:val="0"/>
+          <w:color w:val="000000"/>
+          <w:sz w:val="30"/>
+        </w:rPr>
+        <w:t>Before launch</w:t>
+      </w:r>
+    </w:p>
+    <w:p>
+      <w:pPr>
+        <w:spacing w:after="160" w:before="0"/>
+      </w:pPr>
+      <w:r>
+        <w:rPr>
+          <w:b w:val="0"/>
+          <w:i w:val="0"/>
+          <w:color w:val="000000"/>
+          <w:sz w:val="22"/>
+        </w:rPr>
+        <w:t>Three things happen at the end, in this order:</w:t>
       </w:r>
     </w:p>
     <w:p>
       <w:pPr>
         <w:pStyle w:val="ListBullet"/>
-        <w:spacing w:after="60" w:line="269" w:lineRule="auto"/>
-        <w:ind w:left="432"/>
+        <w:spacing w:after="80"/>
       </w:pPr>
       <w:r>
         <w:rPr>
-          <w:rFonts w:ascii="Calibri" w:hAnsi="Calibri"/>
+          <w:b/>
           <w:color w:val="000000"/>
           <w:sz w:val="22"/>
         </w:rPr>
-        <w:t>TEZRA is now the master brand everywhere on the site. Every place that used “Tezra Media” as the name of the company has been corrected.</w:t>
+        <w:t xml:space="preserve">Review — </w:t>
+      </w:r>
+      <w:r>
+        <w:rPr>
+          <w:color w:val="000000"/>
+          <w:sz w:val="22"/>
+        </w:rPr>
+        <w:t>the completed Draft 2 is presented to TEZRA for review (point 10).</w:t>
       </w:r>
     </w:p>
     <w:p>
       <w:pPr>
         <w:pStyle w:val="ListBullet"/>
-        <w:spacing w:after="60" w:line="269" w:lineRule="auto"/>
-        <w:ind w:left="432"/>
+        <w:spacing w:after="80"/>
       </w:pPr>
       <w:r>
         <w:rPr>
-          <w:rFonts w:ascii="Calibri" w:hAnsi="Calibri"/>
+          <w:b/>
           <w:color w:val="000000"/>
           <w:sz w:val="22"/>
         </w:rPr>
-        <w:t>Tezra Limited now appears on the copyright line, as the legal entity.</w:t>
+        <w:t xml:space="preserve">Domain — </w:t>
+      </w:r>
+      <w:r>
+        <w:rPr>
+          <w:color w:val="000000"/>
+          <w:sz w:val="22"/>
+        </w:rPr>
+        <w:t>the confirmed domain is connected and the site is pointed at it.</w:t>
       </w:r>
     </w:p>
     <w:p>
       <w:pPr>
         <w:pStyle w:val="ListBullet"/>
-        <w:spacing w:after="60" w:line="269" w:lineRule="auto"/>
-        <w:ind w:left="432"/>
+        <w:spacing w:after="80"/>
       </w:pPr>
       <w:r>
         <w:rPr>
-          <w:rFonts w:ascii="Calibri" w:hAnsi="Calibri"/>
+          <w:b/>
           <w:color w:val="000000"/>
           <w:sz w:val="22"/>
         </w:rPr>
-        <w:t>The four verticals use their official names, the same way on every page: Tezra Media, Tezra News, Tezra Arts, and Tezra Marketing and Consulting.</w:t>
+        <w:t xml:space="preserve">Launch approval — </w:t>
+      </w:r>
+      <w:r>
+        <w:rPr>
+          <w:color w:val="000000"/>
+          <w:sz w:val="22"/>
+        </w:rPr>
+        <w:t>the search-engine restriction is lifted only on written approval from TEZRA, as instructed. Nothing is published to search engines before that.</w:t>
       </w:r>
     </w:p>
     <w:p>
       <w:pPr>
-        <w:pStyle w:val="ListBullet"/>
-        <w:spacing w:after="60" w:line="269" w:lineRule="auto"/>
-        <w:ind w:left="432"/>
+        <w:spacing w:after="160" w:before="120"/>
       </w:pPr>
       <w:r>
         <w:rPr>
-          <w:rFonts w:ascii="Calibri" w:hAnsi="Calibri"/>
+          <w:b w:val="0"/>
+          <w:i w:val="0"/>
           <w:color w:val="000000"/>
           <w:sz w:val="22"/>
         </w:rPr>
-        <w:t>The old combined Services page no longer exists. Each vertical now has its own full page, as the brief asks.</w:t>
+        <w:t>CMS training will be scheduled before review, so that whoever is loading content is comfortable with it. A written guide already exists and covers every collection, the draft and publish process, images and captions, and the account types.</w:t>
       </w:r>
     </w:p>
     <w:p>
       <w:pPr>
-        <w:spacing w:before="240" w:after="80" w:line="276" w:lineRule="auto"/>
+        <w:spacing w:after="120" w:before="360"/>
       </w:pPr>
       <w:r>
         <w:rPr>
-          <w:rFonts w:ascii="Calibri" w:hAnsi="Calibri"/>
           <w:b/>
           <w:i w:val="0"/>
-          <w:caps w:val="0"/>
           <w:color w:val="000000"/>
-          <w:sz w:val="25"/>
+          <w:sz w:val="30"/>
         </w:rPr>
-        <w:t>2.2  Homepage</w:t>
+        <w:t>Your decisions, as implemented</w:t>
       </w:r>
     </w:p>
     <w:p>
       <w:pPr>
-        <w:pStyle w:val="ListBullet"/>
-        <w:spacing w:after="60" w:line="269" w:lineRule="auto"/>
-        <w:ind w:left="432"/>
+        <w:spacing w:after="160" w:before="0"/>
       </w:pPr>
       <w:r>
         <w:rPr>
-          <w:rFonts w:ascii="Calibri" w:hAnsi="Calibri"/>
+          <w:b w:val="0"/>
+          <w:i w:val="0"/>
           <w:color w:val="000000"/>
           <w:sz w:val="22"/>
         </w:rPr>
-        <w:t>Rebuilt to the nine-section order in your brief: Hero, What Is TEZRA, What We Believe, The TEZRA Ecosystem, Selected Work, Latest from TEZRA, Tezra Arts, Clients &amp; Partners, and the closing call to action.</w:t>
+        <w:t>For the record, each answer from your feedback document and how it is reflected in the build.</w:t>
+      </w:r>
+    </w:p>
+    <w:tbl>
+      <w:tblPr>
+        <w:tblStyle w:val="TableGrid"/>
+        <w:tblW w:type="auto" w:w="0"/>
+        <w:jc w:val="left"/>
+        <w:tblLook w:firstColumn="1" w:firstRow="1" w:lastColumn="0" w:lastRow="0" w:noHBand="0" w:noVBand="1" w:val="04A0"/>
+      </w:tblPr>
+      <w:tblGrid>
+        <w:gridCol w:w="4680"/>
+        <w:gridCol w:w="4680"/>
+      </w:tblGrid>
+      <w:tr>
+        <w:tc>
+          <w:tcPr>
+            <w:tcW w:type="dxa" w:w="3600"/>
+          </w:tcPr>
+          <w:p>
+            <w:pPr>
+              <w:spacing w:after="60" w:before="60"/>
+            </w:pPr>
+            <w:r>
+              <w:rPr>
+                <w:b/>
+                <w:color w:val="000000"/>
+                <w:sz w:val="21"/>
+              </w:rPr>
+              <w:t>Your decision</w:t>
+            </w:r>
+          </w:p>
+        </w:tc>
+        <w:tc>
+          <w:tcPr>
+            <w:tcW w:type="dxa" w:w="5760"/>
+          </w:tcPr>
+          <w:p>
+            <w:pPr>
+              <w:spacing w:after="60" w:before="60"/>
+            </w:pPr>
+            <w:r>
+              <w:rPr>
+                <w:b/>
+                <w:color w:val="000000"/>
+                <w:sz w:val="21"/>
+              </w:rPr>
+              <w:t>In the build</w:t>
+            </w:r>
+          </w:p>
+        </w:tc>
+      </w:tr>
+      <w:tr>
+        <w:tc>
+          <w:tcPr>
+            <w:tcW w:type="dxa" w:w="3600"/>
+          </w:tcPr>
+          <w:p>
+            <w:pPr>
+              <w:spacing w:after="60" w:before="60"/>
+            </w:pPr>
+            <w:r>
+              <w:rPr>
+                <w:b w:val="0"/>
+                <w:color w:val="000000"/>
+                <w:sz w:val="21"/>
+              </w:rPr>
+              <w:t>TEZRA remains the Home link; About holds the company information</w:t>
+            </w:r>
+          </w:p>
+        </w:tc>
+        <w:tc>
+          <w:tcPr>
+            <w:tcW w:type="dxa" w:w="5760"/>
+          </w:tcPr>
+          <w:p>
+            <w:pPr>
+              <w:spacing w:after="60" w:before="60"/>
+            </w:pPr>
+            <w:r>
+              <w:rPr>
+                <w:b w:val="0"/>
+                <w:color w:val="000000"/>
+                <w:sz w:val="21"/>
+              </w:rPr>
+              <w:t>Done. Navigation reads TEZRA | About | News | Media | Arts | Marketing &amp; Consulting | Our Work | Contact | Work With Us, exactly as specified.</w:t>
+            </w:r>
+          </w:p>
+        </w:tc>
+      </w:tr>
+      <w:tr>
+        <w:tc>
+          <w:tcPr>
+            <w:tcW w:type="dxa" w:w="3600"/>
+          </w:tcPr>
+          <w:p>
+            <w:pPr>
+              <w:spacing w:after="60" w:before="60"/>
+            </w:pPr>
+            <w:r>
+              <w:rPr>
+                <w:b w:val="0"/>
+                <w:color w:val="000000"/>
+                <w:sz w:val="21"/>
+              </w:rPr>
+              <w:t>Leadership and Clients &amp; Partners stay as pages, not navigation items</w:t>
+            </w:r>
+          </w:p>
+        </w:tc>
+        <w:tc>
+          <w:tcPr>
+            <w:tcW w:type="dxa" w:w="5760"/>
+          </w:tcPr>
+          <w:p>
+            <w:pPr>
+              <w:spacing w:after="60" w:before="60"/>
+            </w:pPr>
+            <w:r>
+              <w:rPr>
+                <w:b w:val="0"/>
+                <w:color w:val="000000"/>
+                <w:sz w:val="21"/>
+              </w:rPr>
+              <w:t>Done. Leadership is reached through About, Clients &amp; Partners through Our Work.</w:t>
+            </w:r>
+          </w:p>
+        </w:tc>
+      </w:tr>
+      <w:tr>
+        <w:tc>
+          <w:tcPr>
+            <w:tcW w:type="dxa" w:w="3600"/>
+          </w:tcPr>
+          <w:p>
+            <w:pPr>
+              <w:spacing w:after="60" w:before="60"/>
+            </w:pPr>
+            <w:r>
+              <w:rPr>
+                <w:b w:val="0"/>
+                <w:color w:val="000000"/>
+                <w:sz w:val="21"/>
+              </w:rPr>
+              <w:t>Four verticals visible on desktop; responsive navigation on smaller screens</w:t>
+            </w:r>
+          </w:p>
+        </w:tc>
+        <w:tc>
+          <w:tcPr>
+            <w:tcW w:type="dxa" w:w="5760"/>
+          </w:tcPr>
+          <w:p>
+            <w:pPr>
+              <w:spacing w:after="60" w:before="60"/>
+            </w:pPr>
+            <w:r>
+              <w:rPr>
+                <w:b w:val="0"/>
+                <w:color w:val="000000"/>
+                <w:sz w:val="21"/>
+              </w:rPr>
+              <w:t>Done.</w:t>
+            </w:r>
+          </w:p>
+        </w:tc>
+      </w:tr>
+      <w:tr>
+        <w:tc>
+          <w:tcPr>
+            <w:tcW w:type="dxa" w:w="3600"/>
+          </w:tcPr>
+          <w:p>
+            <w:pPr>
+              <w:spacing w:after="60" w:before="60"/>
+            </w:pPr>
+            <w:r>
+              <w:rPr>
+                <w:b w:val="0"/>
+                <w:color w:val="000000"/>
+                <w:sz w:val="21"/>
+              </w:rPr>
+              <w:t>Tezra Marketing and Consulting in full; “Marketing &amp; Consulting” in navigation</w:t>
+            </w:r>
+          </w:p>
+        </w:tc>
+        <w:tc>
+          <w:tcPr>
+            <w:tcW w:type="dxa" w:w="5760"/>
+          </w:tcPr>
+          <w:p>
+            <w:pPr>
+              <w:spacing w:after="60" w:before="60"/>
+            </w:pPr>
+            <w:r>
+              <w:rPr>
+                <w:b w:val="0"/>
+                <w:color w:val="000000"/>
+                <w:sz w:val="21"/>
+              </w:rPr>
+              <w:t>Done.</w:t>
+            </w:r>
+          </w:p>
+        </w:tc>
+      </w:tr>
+      <w:tr>
+        <w:tc>
+          <w:tcPr>
+            <w:tcW w:type="dxa" w:w="3600"/>
+          </w:tcPr>
+          <w:p>
+            <w:pPr>
+              <w:spacing w:after="60" w:before="60"/>
+            </w:pPr>
+            <w:r>
+              <w:rPr>
+                <w:b w:val="0"/>
+                <w:color w:val="000000"/>
+                <w:sz w:val="21"/>
+              </w:rPr>
+              <w:t>Our Work as the page name; Selected Work on the homepage</w:t>
+            </w:r>
+          </w:p>
+        </w:tc>
+        <w:tc>
+          <w:tcPr>
+            <w:tcW w:type="dxa" w:w="5760"/>
+          </w:tcPr>
+          <w:p>
+            <w:pPr>
+              <w:spacing w:after="60" w:before="60"/>
+            </w:pPr>
+            <w:r>
+              <w:rPr>
+                <w:b w:val="0"/>
+                <w:color w:val="000000"/>
+                <w:sz w:val="21"/>
+              </w:rPr>
+              <w:t>Done.</w:t>
+            </w:r>
+          </w:p>
+        </w:tc>
+      </w:tr>
+      <w:tr>
+        <w:tc>
+          <w:tcPr>
+            <w:tcW w:type="dxa" w:w="3600"/>
+          </w:tcPr>
+          <w:p>
+            <w:pPr>
+              <w:spacing w:after="60" w:before="60"/>
+            </w:pPr>
+            <w:r>
+              <w:rPr>
+                <w:b w:val="0"/>
+                <w:color w:val="000000"/>
+                <w:sz w:val="21"/>
+              </w:rPr>
+              <w:t>Arts enquiry-only for Draft 2</w:t>
+            </w:r>
+          </w:p>
+        </w:tc>
+        <w:tc>
+          <w:tcPr>
+            <w:tcW w:type="dxa" w:w="5760"/>
+          </w:tcPr>
+          <w:p>
+            <w:pPr>
+              <w:spacing w:after="60" w:before="60"/>
+            </w:pPr>
+            <w:r>
+              <w:rPr>
+                <w:b w:val="0"/>
+                <w:color w:val="000000"/>
+                <w:sz w:val="21"/>
+              </w:rPr>
+              <w:t>Done. Online payment can be added later without rework.</w:t>
+            </w:r>
+          </w:p>
+        </w:tc>
+      </w:tr>
+      <w:tr>
+        <w:tc>
+          <w:tcPr>
+            <w:tcW w:type="dxa" w:w="3600"/>
+          </w:tcPr>
+          <w:p>
+            <w:pPr>
+              <w:spacing w:after="60" w:before="60"/>
+            </w:pPr>
+            <w:r>
+              <w:rPr>
+                <w:b w:val="0"/>
+                <w:color w:val="000000"/>
+                <w:sz w:val="21"/>
+              </w:rPr>
+              <w:t>Contact form to business.development@tezragroup.com, seven categories retained</w:t>
+            </w:r>
+          </w:p>
+        </w:tc>
+        <w:tc>
+          <w:tcPr>
+            <w:tcW w:type="dxa" w:w="5760"/>
+          </w:tcPr>
+          <w:p>
+            <w:pPr>
+              <w:spacing w:after="60" w:before="60"/>
+            </w:pPr>
+            <w:r>
+              <w:rPr>
+                <w:b w:val="0"/>
+                <w:color w:val="000000"/>
+                <w:sz w:val="21"/>
+              </w:rPr>
+              <w:t>Done.</w:t>
+            </w:r>
+          </w:p>
+        </w:tc>
+      </w:tr>
+      <w:tr>
+        <w:tc>
+          <w:tcPr>
+            <w:tcW w:type="dxa" w:w="3600"/>
+          </w:tcPr>
+          <w:p>
+            <w:pPr>
+              <w:spacing w:after="60" w:before="60"/>
+            </w:pPr>
+            <w:r>
+              <w:rPr>
+                <w:b w:val="0"/>
+                <w:color w:val="000000"/>
+                <w:sz w:val="21"/>
+              </w:rPr>
+              <w:t>Administrator and Editor roles, publishing controlled by role</w:t>
+            </w:r>
+          </w:p>
+        </w:tc>
+        <w:tc>
+          <w:tcPr>
+            <w:tcW w:type="dxa" w:w="5760"/>
+          </w:tcPr>
+          <w:p>
+            <w:pPr>
+              <w:spacing w:after="60" w:before="60"/>
+            </w:pPr>
+            <w:r>
+              <w:rPr>
+                <w:b w:val="0"/>
+                <w:color w:val="000000"/>
+                <w:sz w:val="21"/>
+              </w:rPr>
+              <w:t>Done, and enforced on the server.</w:t>
+            </w:r>
+          </w:p>
+        </w:tc>
+      </w:tr>
+      <w:tr>
+        <w:tc>
+          <w:tcPr>
+            <w:tcW w:type="dxa" w:w="3600"/>
+          </w:tcPr>
+          <w:p>
+            <w:pPr>
+              <w:spacing w:after="60" w:before="60"/>
+            </w:pPr>
+            <w:r>
+              <w:rPr>
+                <w:b w:val="0"/>
+                <w:color w:val="000000"/>
+                <w:sz w:val="21"/>
+              </w:rPr>
+              <w:t>Social accounts connected to the footer</w:t>
+            </w:r>
+          </w:p>
+        </w:tc>
+        <w:tc>
+          <w:tcPr>
+            <w:tcW w:type="dxa" w:w="5760"/>
+          </w:tcPr>
+          <w:p>
+            <w:pPr>
+              <w:spacing w:after="60" w:before="60"/>
+            </w:pPr>
+            <w:r>
+              <w:rPr>
+                <w:b w:val="0"/>
+                <w:color w:val="000000"/>
+                <w:sz w:val="21"/>
+              </w:rPr>
+              <w:t>The four confirmed handles are ready to be entered and will go in with the next content load.</w:t>
+            </w:r>
+          </w:p>
+        </w:tc>
+      </w:tr>
+    </w:tbl>
+    <w:p>
+      <w:pPr>
+        <w:spacing w:after="80"/>
+      </w:pPr>
+    </w:p>
+    <w:p>
+      <w:pPr>
+        <w:spacing w:after="160" w:before="160"/>
+      </w:pPr>
+      <w:r>
+        <w:rPr>
+          <w:b w:val="0"/>
+          <w:i w:val="0"/>
+          <w:color w:val="000000"/>
+          <w:sz w:val="22"/>
+        </w:rPr>
+        <w:t>No statistics, invented people, clients, projects, case studies or testimonials appear anywhere on the site, and no placeholder contact information is in use. There is no public reference to Forbes or Forbes Africa.</w:t>
       </w:r>
     </w:p>
     <w:p>
       <w:pPr>
-        <w:pStyle w:val="ListBullet"/>
-        <w:spacing w:after="60" w:line="269" w:lineRule="auto"/>
-        <w:ind w:left="432"/>
-      </w:pPr>
-      <w:r>
-        <w:rPr>
-          <w:rFonts w:ascii="Calibri" w:hAnsi="Calibri"/>
-          <w:color w:val="000000"/>
-          <w:sz w:val="22"/>
-        </w:rPr>
-        <w:t>The service-led opening has been replaced with an institutional one. The headline now reads “Rooted in Africa. Connected to the world.”</w:t>
-      </w:r>
-    </w:p>
-    <w:p>
-      <w:pPr>
-        <w:pStyle w:val="ListBullet"/>
-        <w:spacing w:after="60" w:line="269" w:lineRule="auto"/>
-        <w:ind w:left="432"/>
-      </w:pPr>
-      <w:r>
-        <w:rPr>
-          <w:rFonts w:ascii="Calibri" w:hAnsi="Calibri"/>
-          <w:color w:val="000000"/>
-          <w:sz w:val="22"/>
-        </w:rPr>
-        <w:t>All homepage copy is taken from the wording you supplied.</w:t>
-      </w:r>
-    </w:p>
-    <w:p>
-      <w:pPr>
-        <w:spacing w:before="240" w:after="80" w:line="276" w:lineRule="auto"/>
-      </w:pPr>
-      <w:r>
-        <w:rPr>
-          <w:rFonts w:ascii="Calibri" w:hAnsi="Calibri"/>
-          <w:b/>
-          <w:i w:val="0"/>
-          <w:caps w:val="0"/>
-          <w:color w:val="000000"/>
-          <w:sz w:val="25"/>
-        </w:rPr>
-        <w:t>2.3  The four verticals</w:t>
-      </w:r>
-    </w:p>
-    <w:p>
-      <w:pPr>
-        <w:pStyle w:val="ListBullet"/>
-        <w:spacing w:after="60" w:line="269" w:lineRule="auto"/>
-        <w:ind w:left="432"/>
-      </w:pPr>
-      <w:r>
-        <w:rPr>
-          <w:rFonts w:ascii="Calibri" w:hAnsi="Calibri"/>
-          <w:color w:val="000000"/>
-          <w:sz w:val="22"/>
-        </w:rPr>
-        <w:t>Each vertical has its own page, carrying the core areas listed in your brief, with an icon for each.</w:t>
-      </w:r>
-    </w:p>
-    <w:p>
-      <w:pPr>
-        <w:pStyle w:val="ListBullet"/>
-        <w:spacing w:after="60" w:line="269" w:lineRule="auto"/>
-        <w:ind w:left="432"/>
-      </w:pPr>
-      <w:r>
-        <w:rPr>
-          <w:rFonts w:ascii="Calibri" w:hAnsi="Calibri"/>
-          <w:color w:val="000000"/>
-          <w:sz w:val="22"/>
-        </w:rPr>
-        <w:t>Tezra Media keeps the “Watch. Listen. Engage.” direction and now has sections for video, interviews, features, campaigns and documentary work.</w:t>
-      </w:r>
-    </w:p>
-    <w:p>
-      <w:pPr>
-        <w:pStyle w:val="ListBullet"/>
-        <w:spacing w:after="60" w:line="269" w:lineRule="auto"/>
-        <w:ind w:left="432"/>
-      </w:pPr>
-      <w:r>
-        <w:rPr>
-          <w:rFonts w:ascii="Calibri" w:hAnsi="Calibri"/>
-          <w:color w:val="000000"/>
-          <w:sz w:val="22"/>
-        </w:rPr>
-        <w:t>Tezra Marketing and Consulting is now a full vertical rather than a tab, and reads as strategy rather than a list of marketing services.</w:t>
-      </w:r>
-    </w:p>
-    <w:p>
-      <w:pPr>
-        <w:spacing w:before="240" w:after="80" w:line="276" w:lineRule="auto"/>
-      </w:pPr>
-      <w:r>
-        <w:rPr>
-          <w:rFonts w:ascii="Calibri" w:hAnsi="Calibri"/>
-          <w:b/>
-          <w:i w:val="0"/>
-          <w:caps w:val="0"/>
-          <w:color w:val="000000"/>
-          <w:sz w:val="25"/>
-        </w:rPr>
-        <w:t>2.4  Tezra News</w:t>
-      </w:r>
-    </w:p>
-    <w:p>
-      <w:pPr>
-        <w:pStyle w:val="ListBullet"/>
-        <w:spacing w:after="60" w:line="269" w:lineRule="auto"/>
-        <w:ind w:left="432"/>
-      </w:pPr>
-      <w:r>
-        <w:rPr>
-          <w:rFonts w:ascii="Calibri" w:hAnsi="Calibri"/>
-          <w:color w:val="000000"/>
-          <w:sz w:val="22"/>
-        </w:rPr>
-        <w:t>The old sector structure — Financial Services, Power &amp; Energy, Treasury, Renewable Energy — has been removed, along with every article written against it.</w:t>
-      </w:r>
-    </w:p>
-    <w:p>
-      <w:pPr>
-        <w:pStyle w:val="ListBullet"/>
-        <w:spacing w:after="60" w:line="269" w:lineRule="auto"/>
-        <w:ind w:left="432"/>
-      </w:pPr>
-      <w:r>
-        <w:rPr>
-          <w:rFonts w:ascii="Calibri" w:hAnsi="Calibri"/>
-          <w:color w:val="000000"/>
-          <w:sz w:val="22"/>
-        </w:rPr>
-        <w:t>The fifteen coverage areas from your brief are in place, together with the five editorial formats: Latest News, Analysis, Features, Interviews and Insights.</w:t>
-      </w:r>
-    </w:p>
-    <w:p>
-      <w:pPr>
-        <w:pStyle w:val="ListBullet"/>
-        <w:spacing w:after="60" w:line="269" w:lineRule="auto"/>
-        <w:ind w:left="432"/>
-      </w:pPr>
-      <w:r>
-        <w:rPr>
-          <w:rFonts w:ascii="Calibri" w:hAnsi="Calibri"/>
-          <w:color w:val="000000"/>
-          <w:sz w:val="22"/>
-        </w:rPr>
-        <w:t>The filters work. They currently run against an empty list and will fill the moment the content manager is connected.</w:t>
-      </w:r>
-    </w:p>
-    <w:p>
-      <w:pPr>
-        <w:pStyle w:val="ListBullet"/>
-        <w:spacing w:after="60" w:line="269" w:lineRule="auto"/>
-        <w:ind w:left="432"/>
-      </w:pPr>
-      <w:r>
-        <w:rPr>
-          <w:rFonts w:ascii="Calibri" w:hAnsi="Calibri"/>
-          <w:color w:val="000000"/>
-          <w:sz w:val="22"/>
-        </w:rPr>
-        <w:t>No article counts or publication statistics appear anywhere.</w:t>
-      </w:r>
-    </w:p>
-    <w:p>
-      <w:pPr>
-        <w:spacing w:before="240" w:after="80" w:line="276" w:lineRule="auto"/>
-      </w:pPr>
-      <w:r>
-        <w:rPr>
-          <w:rFonts w:ascii="Calibri" w:hAnsi="Calibri"/>
-          <w:b/>
-          <w:i w:val="0"/>
-          <w:caps w:val="0"/>
-          <w:color w:val="000000"/>
-          <w:sz w:val="25"/>
-        </w:rPr>
-        <w:t>2.5  New sections</w:t>
-      </w:r>
-    </w:p>
-    <w:p>
-      <w:pPr>
-        <w:pStyle w:val="ListBullet"/>
-        <w:spacing w:after="60" w:line="269" w:lineRule="auto"/>
-        <w:ind w:left="432"/>
-      </w:pPr>
-      <w:r>
-        <w:rPr>
-          <w:rFonts w:ascii="Calibri" w:hAnsi="Calibri"/>
-          <w:color w:val="000000"/>
-          <w:sz w:val="22"/>
-        </w:rPr>
-        <w:t>About has been rebuilt around your eight headings, using your supplied wording for the overview, purpose, mission, vision, philosophy and the seven core values.</w:t>
-      </w:r>
-    </w:p>
-    <w:p>
-      <w:pPr>
-        <w:pStyle w:val="ListBullet"/>
-        <w:spacing w:after="60" w:line="269" w:lineRule="auto"/>
-        <w:ind w:left="432"/>
-      </w:pPr>
-      <w:r>
-        <w:rPr>
-          <w:rFonts w:ascii="Calibri" w:hAnsi="Calibri"/>
-          <w:color w:val="000000"/>
-          <w:sz w:val="22"/>
-        </w:rPr>
-        <w:t>Leadership is a new page, with a card for each of the two roles you named.</w:t>
-      </w:r>
-    </w:p>
-    <w:p>
-      <w:pPr>
-        <w:pStyle w:val="ListBullet"/>
-        <w:spacing w:after="60" w:line="269" w:lineRule="auto"/>
-        <w:ind w:left="432"/>
-      </w:pPr>
-      <w:r>
-        <w:rPr>
-          <w:rFonts w:ascii="Calibri" w:hAnsi="Calibri"/>
-          <w:color w:val="000000"/>
-          <w:sz w:val="22"/>
-        </w:rPr>
-        <w:t>Our Work is a new page with working category filters.</w:t>
-      </w:r>
-    </w:p>
-    <w:p>
-      <w:pPr>
-        <w:pStyle w:val="ListBullet"/>
-        <w:spacing w:after="60" w:line="269" w:lineRule="auto"/>
-        <w:ind w:left="432"/>
-      </w:pPr>
-      <w:r>
-        <w:rPr>
-          <w:rFonts w:ascii="Calibri" w:hAnsi="Calibri"/>
-          <w:color w:val="000000"/>
-          <w:sz w:val="22"/>
-        </w:rPr>
-        <w:t>Clients &amp; Partners is a new page, including a moving logo band.</w:t>
-      </w:r>
-    </w:p>
-    <w:p>
-      <w:pPr>
-        <w:spacing w:before="240" w:after="80" w:line="276" w:lineRule="auto"/>
-      </w:pPr>
-      <w:r>
-        <w:rPr>
-          <w:rFonts w:ascii="Calibri" w:hAnsi="Calibri"/>
-          <w:b/>
-          <w:i w:val="0"/>
-          <w:caps w:val="0"/>
-          <w:color w:val="000000"/>
-          <w:sz w:val="25"/>
-        </w:rPr>
-        <w:t>2.6  Contact</w:t>
-      </w:r>
-    </w:p>
-    <w:p>
-      <w:pPr>
-        <w:pStyle w:val="ListBullet"/>
-        <w:spacing w:after="60" w:line="269" w:lineRule="auto"/>
-        <w:ind w:left="432"/>
-      </w:pPr>
-      <w:r>
-        <w:rPr>
-          <w:rFonts w:ascii="Calibri" w:hAnsi="Calibri"/>
-          <w:color w:val="000000"/>
-          <w:sz w:val="22"/>
-        </w:rPr>
-        <w:t>The form carries your seven enquiry categories.</w:t>
-      </w:r>
-    </w:p>
-    <w:p>
-      <w:pPr>
-        <w:pStyle w:val="ListBullet"/>
-        <w:spacing w:after="60" w:line="269" w:lineRule="auto"/>
-        <w:ind w:left="432"/>
-      </w:pPr>
-      <w:r>
-        <w:rPr>
-          <w:rFonts w:ascii="Calibri" w:hAnsi="Calibri"/>
-          <w:color w:val="000000"/>
-          <w:sz w:val="22"/>
-        </w:rPr>
-        <w:t>Buttons across the site carry context into the form. Someone clicking an enquiry button on the Arts page arrives with Art Acquisition already selected.</w:t>
-      </w:r>
-    </w:p>
-    <w:p>
-      <w:pPr>
-        <w:pStyle w:val="ListBullet"/>
-        <w:spacing w:after="60" w:line="269" w:lineRule="auto"/>
-        <w:ind w:left="432"/>
-      </w:pPr>
-      <w:r>
-        <w:rPr>
-          <w:rFonts w:ascii="Calibri" w:hAnsi="Calibri"/>
-          <w:color w:val="000000"/>
-          <w:sz w:val="22"/>
-        </w:rPr>
-        <w:t>The placeholder phone number has been removed.</w:t>
-      </w:r>
-    </w:p>
-    <w:p>
-      <w:pPr>
-        <w:spacing w:before="240" w:after="80" w:line="276" w:lineRule="auto"/>
-      </w:pPr>
-      <w:r>
-        <w:rPr>
-          <w:rFonts w:ascii="Calibri" w:hAnsi="Calibri"/>
-          <w:b/>
-          <w:i w:val="0"/>
-          <w:caps w:val="0"/>
-          <w:color w:val="000000"/>
-          <w:sz w:val="25"/>
-        </w:rPr>
-        <w:t>2.7  Footer</w:t>
-      </w:r>
-    </w:p>
-    <w:p>
-      <w:pPr>
-        <w:pStyle w:val="ListBullet"/>
-        <w:spacing w:after="60" w:line="269" w:lineRule="auto"/>
-        <w:ind w:left="432"/>
-      </w:pPr>
-      <w:r>
-        <w:rPr>
-          <w:rFonts w:ascii="Calibri" w:hAnsi="Calibri"/>
-          <w:color w:val="000000"/>
-          <w:sz w:val="22"/>
-        </w:rPr>
-        <w:t>Rebuilt to your structure: Company, Our Platforms and Connect.</w:t>
-      </w:r>
-    </w:p>
-    <w:p>
-      <w:pPr>
-        <w:pStyle w:val="ListBullet"/>
-        <w:spacing w:after="60" w:line="269" w:lineRule="auto"/>
-        <w:ind w:left="432"/>
-      </w:pPr>
-      <w:r>
-        <w:rPr>
-          <w:rFonts w:ascii="Calibri" w:hAnsi="Calibri"/>
-          <w:color w:val="000000"/>
-          <w:sz w:val="22"/>
-        </w:rPr>
-        <w:t>The copyright line reads Tezra Limited and updates year to year on its own.</w:t>
-      </w:r>
-    </w:p>
-    <w:p>
-      <w:pPr>
-        <w:spacing w:before="240" w:after="80" w:line="276" w:lineRule="auto"/>
-      </w:pPr>
-      <w:r>
-        <w:rPr>
-          <w:rFonts w:ascii="Calibri" w:hAnsi="Calibri"/>
-          <w:b/>
-          <w:i w:val="0"/>
-          <w:caps w:val="0"/>
-          <w:color w:val="000000"/>
-          <w:sz w:val="25"/>
-        </w:rPr>
-        <w:t>2.8  Look and feel</w:t>
-      </w:r>
-    </w:p>
-    <w:p>
-      <w:pPr>
-        <w:pStyle w:val="ListBullet"/>
-        <w:spacing w:after="60" w:line="269" w:lineRule="auto"/>
-        <w:ind w:left="432"/>
-      </w:pPr>
-      <w:r>
-        <w:rPr>
-          <w:rFonts w:ascii="Calibri" w:hAnsi="Calibri"/>
-          <w:color w:val="000000"/>
-          <w:sz w:val="22"/>
-        </w:rPr>
-        <w:t>Photography and icons now run across the whole site, rather than plain panels.</w:t>
-      </w:r>
-    </w:p>
-    <w:p>
-      <w:pPr>
-        <w:pStyle w:val="ListBullet"/>
-        <w:spacing w:after="60" w:line="269" w:lineRule="auto"/>
-        <w:ind w:left="432"/>
-      </w:pPr>
-      <w:r>
-        <w:rPr>
-          <w:rFonts w:ascii="Calibri" w:hAnsi="Calibri"/>
-          <w:color w:val="000000"/>
-          <w:sz w:val="22"/>
-        </w:rPr>
-        <w:t>Page headers are considerably taller, so each page opens with presence.</w:t>
-      </w:r>
-    </w:p>
-    <w:p>
-      <w:pPr>
-        <w:pStyle w:val="ListBullet"/>
-        <w:spacing w:after="60" w:line="269" w:lineRule="auto"/>
-        <w:ind w:left="432"/>
-      </w:pPr>
-      <w:r>
-        <w:rPr>
-          <w:rFonts w:ascii="Calibri" w:hAnsi="Calibri"/>
-          <w:color w:val="000000"/>
-          <w:sz w:val="22"/>
-        </w:rPr>
-        <w:t>Sections and cards now fade in gently as you scroll, and pages fade between each other. The movement is deliberately restrained.</w:t>
-      </w:r>
-    </w:p>
-    <w:p>
-      <w:pPr>
-        <w:pStyle w:val="ListBullet"/>
-        <w:spacing w:after="60" w:line="269" w:lineRule="auto"/>
-        <w:ind w:left="432"/>
-      </w:pPr>
-      <w:r>
-        <w:rPr>
-          <w:rFonts w:ascii="Calibri" w:hAnsi="Calibri"/>
-          <w:color w:val="000000"/>
-          <w:sz w:val="22"/>
-        </w:rPr>
-        <w:t>All of the motion switches itself off for visitors who have reduced motion turned on, and the site still works with the animation disabled.</w:t>
-      </w:r>
-    </w:p>
-    <w:p>
-      <w:r>
-        <w:br w:type="page"/>
-      </w:r>
-    </w:p>
-    <w:p>
-      <w:pPr>
-        <w:spacing w:before="400" w:after="120" w:line="276" w:lineRule="auto"/>
-      </w:pPr>
-      <w:r>
-        <w:rPr>
-          <w:rFonts w:ascii="Calibri" w:hAnsi="Calibri"/>
-          <w:b/>
-          <w:i w:val="0"/>
-          <w:caps w:val="0"/>
-          <w:color w:val="000000"/>
-          <w:sz w:val="32"/>
-        </w:rPr>
-        <w:t>3. The Technical Rebuild</w:t>
-      </w:r>
-    </w:p>
-    <w:p>
-      <w:pPr>
-        <w:spacing w:before="0" w:after="160" w:line="276" w:lineRule="auto"/>
-      </w:pPr>
-      <w:r>
-        <w:rPr>
-          <w:rFonts w:ascii="Calibri" w:hAnsi="Calibri"/>
-          <w:b w:val="0"/>
-          <w:i w:val="0"/>
-          <w:caps w:val="0"/>
-          <w:color w:val="000000"/>
-          <w:sz w:val="22"/>
-        </w:rPr>
-        <w:t>As set out in our confirmation document, the site has been rebuilt onto a publishing foundation. The design you approved is unchanged — the change is underneath it.</w:t>
-      </w:r>
-    </w:p>
-    <w:p>
-      <w:pPr>
-        <w:spacing w:before="240" w:after="80" w:line="276" w:lineRule="auto"/>
-      </w:pPr>
-      <w:r>
-        <w:rPr>
-          <w:rFonts w:ascii="Calibri" w:hAnsi="Calibri"/>
-          <w:b/>
-          <w:i w:val="0"/>
-          <w:caps w:val="0"/>
-          <w:color w:val="000000"/>
-          <w:sz w:val="25"/>
-        </w:rPr>
-        <w:t>What this gives you</w:t>
-      </w:r>
-    </w:p>
-    <w:p>
-      <w:pPr>
-        <w:pStyle w:val="ListBullet"/>
-        <w:spacing w:after="60" w:line="269" w:lineRule="auto"/>
-        <w:ind w:left="432"/>
-      </w:pPr>
-      <w:r>
-        <w:rPr>
-          <w:rFonts w:ascii="Calibri" w:hAnsi="Calibri"/>
-          <w:color w:val="000000"/>
-          <w:sz w:val="22"/>
-        </w:rPr>
-        <w:t>Every page is now delivered as a finished page rather than being assembled in the visitor's browser. This is what allows Google to read and rank the News platform properly.</w:t>
-      </w:r>
-    </w:p>
-    <w:p>
-      <w:pPr>
-        <w:pStyle w:val="ListBullet"/>
-        <w:spacing w:after="60" w:line="269" w:lineRule="auto"/>
-        <w:ind w:left="432"/>
-      </w:pPr>
-      <w:r>
-        <w:rPr>
-          <w:rFonts w:ascii="Calibri" w:hAnsi="Calibri"/>
-          <w:color w:val="000000"/>
-          <w:sz w:val="22"/>
-        </w:rPr>
-        <w:t>Each page has its own page title and description, which your team will be able to edit.</w:t>
-      </w:r>
-    </w:p>
-    <w:p>
-      <w:pPr>
-        <w:pStyle w:val="ListBullet"/>
-        <w:spacing w:after="60" w:line="269" w:lineRule="auto"/>
-        <w:ind w:left="432"/>
-      </w:pPr>
-      <w:r>
-        <w:rPr>
-          <w:rFonts w:ascii="Calibri" w:hAnsi="Calibri"/>
-          <w:color w:val="000000"/>
-          <w:sz w:val="22"/>
-        </w:rPr>
-        <w:t>The groundwork for the content manager is in place. Adding it is now a contained piece of work rather than a rebuild.</w:t>
-      </w:r>
-    </w:p>
-    <w:p>
-      <w:pPr>
-        <w:pStyle w:val="ListBullet"/>
-        <w:spacing w:after="60" w:line="269" w:lineRule="auto"/>
-        <w:ind w:left="432"/>
-      </w:pPr>
-      <w:r>
-        <w:rPr>
-          <w:rFonts w:ascii="Calibri" w:hAnsi="Calibri"/>
-          <w:color w:val="000000"/>
-          <w:sz w:val="22"/>
-        </w:rPr>
-        <w:t>An unknown web address now shows a proper “page not found” page instead of silently sending people to the homepage.</w:t>
-      </w:r>
-    </w:p>
-    <w:p>
-      <w:pPr>
-        <w:spacing w:before="240" w:after="80" w:line="276" w:lineRule="auto"/>
-      </w:pPr>
-      <w:r>
-        <w:rPr>
-          <w:rFonts w:ascii="Calibri" w:hAnsi="Calibri"/>
-          <w:b/>
-          <w:i w:val="0"/>
-          <w:caps w:val="0"/>
-          <w:color w:val="000000"/>
-          <w:sz w:val="25"/>
-        </w:rPr>
-        <w:t>Still hidden from search engines</w:t>
-      </w:r>
-    </w:p>
-    <w:p>
-      <w:pPr>
-        <w:spacing w:before="0" w:after="160" w:line="276" w:lineRule="auto"/>
-      </w:pPr>
-      <w:r>
-        <w:rPr>
-          <w:rFonts w:ascii="Calibri" w:hAnsi="Calibri"/>
-          <w:b w:val="0"/>
-          <w:i w:val="0"/>
-          <w:caps w:val="0"/>
-          <w:color w:val="000000"/>
-          <w:sz w:val="22"/>
-        </w:rPr>
-        <w:t>As your brief requires, the site remains hidden from Google and all other search engines. It stays that way until you give written approval to launch.</w:t>
-      </w:r>
-    </w:p>
-    <w:p>
-      <w:pPr>
-        <w:spacing w:before="400" w:after="120" w:line="276" w:lineRule="auto"/>
-      </w:pPr>
-      <w:r>
-        <w:rPr>
-          <w:rFonts w:ascii="Calibri" w:hAnsi="Calibri"/>
-          <w:b/>
-          <w:i w:val="0"/>
-          <w:caps w:val="0"/>
-          <w:color w:val="000000"/>
-          <w:sz w:val="32"/>
-        </w:rPr>
-        <w:t>4. Three Things We Found And Fixed</w:t>
-      </w:r>
-    </w:p>
-    <w:p>
-      <w:pPr>
-        <w:spacing w:before="0" w:after="160" w:line="276" w:lineRule="auto"/>
-      </w:pPr>
-      <w:r>
-        <w:rPr>
-          <w:rFonts w:ascii="Calibri" w:hAnsi="Calibri"/>
-          <w:b w:val="0"/>
-          <w:i w:val="0"/>
-          <w:caps w:val="0"/>
-          <w:color w:val="000000"/>
-          <w:sz w:val="22"/>
-        </w:rPr>
-        <w:t>All three were in the first draft. None were visible from the outside, and all three mattered.</w:t>
-      </w:r>
-    </w:p>
-    <w:p>
-      <w:pPr>
-        <w:spacing w:before="240" w:after="80" w:line="276" w:lineRule="auto"/>
-      </w:pPr>
-      <w:r>
-        <w:rPr>
-          <w:rFonts w:ascii="Calibri" w:hAnsi="Calibri"/>
-          <w:b/>
-          <w:i w:val="0"/>
-          <w:caps w:val="0"/>
-          <w:color w:val="000000"/>
-          <w:sz w:val="25"/>
-        </w:rPr>
-        <w:t>The headings were not using the fonts we thought</w:t>
-      </w:r>
-    </w:p>
-    <w:p>
-      <w:pPr>
-        <w:spacing w:before="0" w:after="160" w:line="276" w:lineRule="auto"/>
-      </w:pPr>
-      <w:r>
-        <w:rPr>
-          <w:rFonts w:ascii="Calibri" w:hAnsi="Calibri"/>
-          <w:b w:val="0"/>
-          <w:i w:val="0"/>
-          <w:caps w:val="0"/>
-          <w:color w:val="000000"/>
-          <w:sz w:val="22"/>
-        </w:rPr>
-        <w:t>Two of the typefaces named in the first draft were never actually loaded by the website. Every heading, including the main homepage headline, was being displayed in whichever default typeface each visitor's browser happened to use. That varies between Windows, Mac, iPhone and Android, so the site did not look the same on your screen as on ours. Both fonts now load correctly.</w:t>
-      </w:r>
-    </w:p>
-    <w:p>
-      <w:pPr>
-        <w:spacing w:before="240" w:after="80" w:line="276" w:lineRule="auto"/>
-      </w:pPr>
-      <w:r>
-        <w:rPr>
-          <w:rFonts w:ascii="Calibri" w:hAnsi="Calibri"/>
-          <w:b/>
-          <w:i w:val="0"/>
-          <w:caps w:val="0"/>
-          <w:color w:val="000000"/>
-          <w:sz w:val="25"/>
-        </w:rPr>
-        <w:t>Search engines could not find any page</w:t>
-      </w:r>
-    </w:p>
-    <w:p>
-      <w:pPr>
-        <w:spacing w:before="0" w:after="160" w:line="276" w:lineRule="auto"/>
-      </w:pPr>
-      <w:r>
-        <w:rPr>
-          <w:rFonts w:ascii="Calibri" w:hAnsi="Calibri"/>
-          <w:b w:val="0"/>
-          <w:i w:val="0"/>
-          <w:caps w:val="0"/>
-          <w:color w:val="000000"/>
-          <w:sz w:val="22"/>
-        </w:rPr>
-        <w:t>The menu and footer were built as buttons rather than links. To a person they behaved the same way, but to Google they were invisible — no page on the site could be discovered from the homepage. It also meant visitors could not open a page in a new tab. Everything is now a proper link. The homepage alone now carries twenty-eight of them.</w:t>
-      </w:r>
-    </w:p>
-    <w:p>
-      <w:pPr>
-        <w:spacing w:before="240" w:after="80" w:line="276" w:lineRule="auto"/>
-      </w:pPr>
-      <w:r>
-        <w:rPr>
-          <w:rFonts w:ascii="Calibri" w:hAnsi="Calibri"/>
-          <w:b/>
-          <w:i w:val="0"/>
-          <w:caps w:val="0"/>
-          <w:color w:val="000000"/>
-          <w:sz w:val="25"/>
-        </w:rPr>
-        <w:t>Unverified figures removed</w:t>
-      </w:r>
-    </w:p>
-    <w:p>
-      <w:pPr>
-        <w:spacing w:before="0" w:after="160" w:line="276" w:lineRule="auto"/>
-      </w:pPr>
-      <w:r>
-        <w:rPr>
-          <w:rFonts w:ascii="Calibri" w:hAnsi="Calibri"/>
-          <w:b w:val="0"/>
-          <w:i w:val="0"/>
-          <w:caps w:val="0"/>
-          <w:color w:val="000000"/>
-          <w:sz w:val="22"/>
-        </w:rPr>
-        <w:t>The article counts on the Services page and the statistics band on the About page have been removed, along with the placeholder phone number, in line with point 20 of your brief. Each removal is marked in the code so the figures can be restored the moment you confirm real ones.</w:t>
-      </w:r>
-    </w:p>
-    <w:p>
-      <w:pPr>
-        <w:spacing w:before="400" w:after="120" w:line="276" w:lineRule="auto"/>
-      </w:pPr>
-      <w:r>
-        <w:rPr>
-          <w:rFonts w:ascii="Calibri" w:hAnsi="Calibri"/>
-          <w:b/>
-          <w:i w:val="0"/>
-          <w:caps w:val="0"/>
-          <w:color w:val="000000"/>
-          <w:sz w:val="32"/>
-        </w:rPr>
-        <w:t>5. Decisions We Made</w:t>
-      </w:r>
-    </w:p>
-    <w:p>
-      <w:pPr>
-        <w:spacing w:before="0" w:after="160" w:line="276" w:lineRule="auto"/>
-      </w:pPr>
-      <w:r>
-        <w:rPr>
-          <w:rFonts w:ascii="Calibri" w:hAnsi="Calibri"/>
-          <w:b w:val="0"/>
-          <w:i w:val="0"/>
-          <w:caps w:val="0"/>
-          <w:color w:val="000000"/>
-          <w:sz w:val="22"/>
-        </w:rPr>
-        <w:t>These are judgement calls we made to keep moving. Any of them can be changed — tell us and we will.</w:t>
-      </w:r>
-    </w:p>
-    <w:p>
-      <w:pPr>
-        <w:spacing w:before="240" w:after="80" w:line="276" w:lineRule="auto"/>
-      </w:pPr>
-      <w:r>
-        <w:rPr>
-          <w:rFonts w:ascii="Calibri" w:hAnsi="Calibri"/>
-          <w:b/>
-          <w:i w:val="0"/>
-          <w:caps w:val="0"/>
-          <w:color w:val="000000"/>
-          <w:sz w:val="25"/>
-        </w:rPr>
-        <w:t>Fonts</w:t>
-      </w:r>
-    </w:p>
-    <w:p>
-      <w:pPr>
-        <w:spacing w:before="0" w:after="160" w:line="276" w:lineRule="auto"/>
-      </w:pPr>
-      <w:r>
-        <w:rPr>
-          <w:rFonts w:ascii="Calibri" w:hAnsi="Calibri"/>
-          <w:b w:val="0"/>
-          <w:i w:val="0"/>
-          <w:caps w:val="0"/>
-          <w:color w:val="000000"/>
-          <w:sz w:val="22"/>
-        </w:rPr>
-        <w:t>We have kept the typefaces from the first draft, now loading properly, because your review said the typography was strong and should be retained. The alternative is the set named in the original brand guideline, which is more traditional and more magazine-like. It is a small change either way. If you would like to see both, we will send the homepage rendered each way.</w:t>
-      </w:r>
-    </w:p>
-    <w:p>
-      <w:pPr>
-        <w:spacing w:before="240" w:after="80" w:line="276" w:lineRule="auto"/>
-      </w:pPr>
-      <w:r>
-        <w:rPr>
-          <w:rFonts w:ascii="Calibri" w:hAnsi="Calibri"/>
-          <w:b/>
-          <w:i w:val="0"/>
-          <w:caps w:val="0"/>
-          <w:color w:val="000000"/>
-          <w:sz w:val="25"/>
-        </w:rPr>
-        <w:t>No gold accent</w:t>
-      </w:r>
-    </w:p>
-    <w:p>
-      <w:pPr>
-        <w:spacing w:before="0" w:after="160" w:line="276" w:lineRule="auto"/>
-      </w:pPr>
-      <w:r>
-        <w:rPr>
-          <w:rFonts w:ascii="Calibri" w:hAnsi="Calibri"/>
-          <w:b w:val="0"/>
-          <w:i w:val="0"/>
-          <w:caps w:val="0"/>
-          <w:color w:val="000000"/>
-          <w:sz w:val="22"/>
-        </w:rPr>
-        <w:t>The original brand guideline document mentions a gold accent colour. The first draft did not really use it, and your review asked us not to redesign unnecessarily, so we have kept the site to navy, white and grey. If you would like gold introduced, say so and we will show you a version.</w:t>
-      </w:r>
-    </w:p>
-    <w:p>
-      <w:pPr>
-        <w:spacing w:before="240" w:after="80" w:line="276" w:lineRule="auto"/>
-      </w:pPr>
-      <w:r>
-        <w:rPr>
-          <w:rFonts w:ascii="Calibri" w:hAnsi="Calibri"/>
-          <w:b/>
-          <w:i w:val="0"/>
-          <w:caps w:val="0"/>
-          <w:color w:val="000000"/>
-          <w:sz w:val="25"/>
-        </w:rPr>
-        <w:t>Empty sections are built, not filled</w:t>
-      </w:r>
-    </w:p>
-    <w:p>
-      <w:pPr>
-        <w:spacing w:before="0" w:after="160" w:line="276" w:lineRule="auto"/>
-      </w:pPr>
-      <w:r>
-        <w:rPr>
-          <w:rFonts w:ascii="Calibri" w:hAnsi="Calibri"/>
-          <w:b w:val="0"/>
-          <w:i w:val="0"/>
-          <w:caps w:val="0"/>
-          <w:color w:val="000000"/>
-          <w:sz w:val="22"/>
-        </w:rPr>
-        <w:t>Leadership, Our Work, Clients &amp; Partners and the Arts catalogue are fully built but deliberately empty, with a short note where content will go. Your brief rules out invented people, clients, projects and case studies, so we have not filled them with anything. They populate the moment real content arrives.</w:t>
-      </w:r>
-    </w:p>
-    <w:p>
-      <w:pPr>
-        <w:spacing w:before="240" w:after="80" w:line="276" w:lineRule="auto"/>
-      </w:pPr>
-      <w:r>
-        <w:rPr>
-          <w:rFonts w:ascii="Calibri" w:hAnsi="Calibri"/>
-          <w:b/>
-          <w:i w:val="0"/>
-          <w:caps w:val="0"/>
-          <w:color w:val="000000"/>
-          <w:sz w:val="25"/>
-        </w:rPr>
-        <w:t>Stock photography</w:t>
-      </w:r>
-    </w:p>
-    <w:p>
-      <w:pPr>
-        <w:spacing w:before="0" w:after="160" w:line="276" w:lineRule="auto"/>
-      </w:pPr>
-      <w:r>
-        <w:rPr>
-          <w:rFonts w:ascii="Calibri" w:hAnsi="Calibri"/>
-          <w:b w:val="0"/>
-          <w:i w:val="0"/>
-          <w:caps w:val="0"/>
-          <w:color w:val="000000"/>
-          <w:sz w:val="22"/>
-        </w:rPr>
-        <w:t>Stock images are used for atmosphere and section backgrounds only. They are never used to stand in for TEZRA's own work, people, clients or artworks. Each one is a single swap away from your own photography.</w:t>
-      </w:r>
-    </w:p>
-    <w:p>
-      <w:r>
-        <w:br w:type="page"/>
-      </w:r>
-    </w:p>
-    <w:p>
-      <w:pPr>
-        <w:spacing w:before="400" w:after="120" w:line="276" w:lineRule="auto"/>
-      </w:pPr>
-      <w:r>
-        <w:rPr>
-          <w:rFonts w:ascii="Calibri" w:hAnsi="Calibri"/>
-          <w:b/>
-          <w:i w:val="0"/>
-          <w:caps w:val="0"/>
-          <w:color w:val="000000"/>
-          <w:sz w:val="32"/>
-        </w:rPr>
-        <w:t>6. What We Still Need From You</w:t>
-      </w:r>
-    </w:p>
-    <w:p>
-      <w:pPr>
-        <w:spacing w:before="240" w:after="80" w:line="276" w:lineRule="auto"/>
-      </w:pPr>
-      <w:r>
-        <w:rPr>
-          <w:rFonts w:ascii="Calibri" w:hAnsi="Calibri"/>
-          <w:b/>
-          <w:i w:val="0"/>
-          <w:caps w:val="0"/>
-          <w:color w:val="000000"/>
-          <w:sz w:val="25"/>
-        </w:rPr>
-        <w:t>Urgent — these are holding up work</w:t>
-      </w:r>
-    </w:p>
-    <w:p>
-      <w:pPr>
-        <w:pStyle w:val="ListBullet"/>
-        <w:spacing w:after="60" w:line="269" w:lineRule="auto"/>
-        <w:ind w:left="432"/>
-      </w:pPr>
-      <w:r>
-        <w:rPr>
-          <w:rFonts w:ascii="Calibri" w:hAnsi="Calibri"/>
-          <w:color w:val="000000"/>
-          <w:sz w:val="22"/>
-        </w:rPr>
-        <w:t>Official phone number, email address and physical address.</w:t>
-      </w:r>
-    </w:p>
-    <w:p>
-      <w:pPr>
-        <w:pStyle w:val="ListBullet"/>
-        <w:spacing w:after="60" w:line="269" w:lineRule="auto"/>
-        <w:ind w:left="432"/>
-      </w:pPr>
-      <w:r>
-        <w:rPr>
-          <w:rFonts w:ascii="Calibri" w:hAnsi="Calibri"/>
-          <w:color w:val="000000"/>
-          <w:sz w:val="22"/>
-        </w:rPr>
-        <w:t>The inbox that contact-form enquiries should be delivered to.</w:t>
-      </w:r>
-    </w:p>
-    <w:p>
-      <w:pPr>
-        <w:pStyle w:val="ListBullet"/>
-        <w:spacing w:after="60" w:line="269" w:lineRule="auto"/>
-        <w:ind w:left="432"/>
-      </w:pPr>
-      <w:r>
-        <w:rPr>
-          <w:rFonts w:ascii="Calibri" w:hAnsi="Calibri"/>
-          <w:color w:val="000000"/>
-          <w:sz w:val="22"/>
-        </w:rPr>
-        <w:t>Official social media accounts.</w:t>
-      </w:r>
-    </w:p>
-    <w:p>
-      <w:pPr>
-        <w:pStyle w:val="ListBullet"/>
-        <w:spacing w:after="60" w:line="269" w:lineRule="auto"/>
-        <w:ind w:left="432"/>
-      </w:pPr>
-      <w:r>
-        <w:rPr>
-          <w:rFonts w:ascii="Calibri" w:hAnsi="Calibri"/>
-          <w:color w:val="000000"/>
-          <w:sz w:val="22"/>
-        </w:rPr>
-        <w:t>The web address the site will live at.</w:t>
-      </w:r>
-    </w:p>
-    <w:p>
-      <w:pPr>
-        <w:pStyle w:val="ListBullet"/>
-        <w:spacing w:after="60" w:line="269" w:lineRule="auto"/>
-        <w:ind w:left="432"/>
-      </w:pPr>
-      <w:r>
-        <w:rPr>
-          <w:rFonts w:ascii="Calibri" w:hAnsi="Calibri"/>
-          <w:color w:val="000000"/>
-          <w:sz w:val="22"/>
-        </w:rPr>
-        <w:t>Logo files, in vector format if you have them.</w:t>
-      </w:r>
-    </w:p>
-    <w:p>
-      <w:pPr>
-        <w:spacing w:before="240" w:after="80" w:line="276" w:lineRule="auto"/>
-      </w:pPr>
-      <w:r>
-        <w:rPr>
-          <w:rFonts w:ascii="Calibri" w:hAnsi="Calibri"/>
-          <w:b/>
-          <w:i w:val="0"/>
-          <w:caps w:val="0"/>
-          <w:color w:val="000000"/>
-          <w:sz w:val="25"/>
-        </w:rPr>
-        <w:t>Needed before Draft 2 is finished</w:t>
-      </w:r>
-    </w:p>
-    <w:p>
-      <w:pPr>
-        <w:pStyle w:val="ListBullet"/>
-        <w:spacing w:after="60" w:line="269" w:lineRule="auto"/>
-        <w:ind w:left="432"/>
-      </w:pPr>
-      <w:r>
-        <w:rPr>
-          <w:rFonts w:ascii="Calibri" w:hAnsi="Calibri"/>
-          <w:color w:val="000000"/>
-          <w:sz w:val="22"/>
-        </w:rPr>
-        <w:t>Leadership names, positions, biographies and photographs.</w:t>
-      </w:r>
-    </w:p>
-    <w:p>
-      <w:pPr>
-        <w:pStyle w:val="ListBullet"/>
-        <w:spacing w:after="60" w:line="269" w:lineRule="auto"/>
-        <w:ind w:left="432"/>
-      </w:pPr>
-      <w:r>
-        <w:rPr>
-          <w:rFonts w:ascii="Calibri" w:hAnsi="Calibri"/>
-          <w:color w:val="000000"/>
-          <w:sz w:val="22"/>
-        </w:rPr>
-        <w:t>A starting set of news articles, so the News platform does not launch empty.</w:t>
-      </w:r>
-    </w:p>
-    <w:p>
-      <w:pPr>
-        <w:pStyle w:val="ListBullet"/>
-        <w:spacing w:after="60" w:line="269" w:lineRule="auto"/>
-        <w:ind w:left="432"/>
-      </w:pPr>
-      <w:r>
-        <w:rPr>
-          <w:rFonts w:ascii="Calibri" w:hAnsi="Calibri"/>
-          <w:color w:val="000000"/>
-          <w:sz w:val="22"/>
-        </w:rPr>
-        <w:t>Approved client and partner logos, with permission to display them.</w:t>
-      </w:r>
-    </w:p>
-    <w:p>
-      <w:pPr>
-        <w:pStyle w:val="ListBullet"/>
-        <w:spacing w:after="60" w:line="269" w:lineRule="auto"/>
-        <w:ind w:left="432"/>
-      </w:pPr>
-      <w:r>
-        <w:rPr>
-          <w:rFonts w:ascii="Calibri" w:hAnsi="Calibri"/>
-          <w:color w:val="000000"/>
-          <w:sz w:val="22"/>
-        </w:rPr>
-        <w:t>Verified project and case-study material for Our Work.</w:t>
-      </w:r>
-    </w:p>
-    <w:p>
-      <w:pPr>
-        <w:pStyle w:val="ListBullet"/>
-        <w:spacing w:after="60" w:line="269" w:lineRule="auto"/>
-        <w:ind w:left="432"/>
-      </w:pPr>
-      <w:r>
-        <w:rPr>
-          <w:rFonts w:ascii="Calibri" w:hAnsi="Calibri"/>
-          <w:color w:val="000000"/>
-          <w:sz w:val="22"/>
-        </w:rPr>
-        <w:t>Artwork images, titles, artists, availability and pricing.</w:t>
-      </w:r>
-    </w:p>
-    <w:p>
-      <w:pPr>
-        <w:pStyle w:val="ListBullet"/>
-        <w:spacing w:after="60" w:line="269" w:lineRule="auto"/>
-        <w:ind w:left="432"/>
-      </w:pPr>
-      <w:r>
-        <w:rPr>
-          <w:rFonts w:ascii="Calibri" w:hAnsi="Calibri"/>
-          <w:color w:val="000000"/>
-          <w:sz w:val="22"/>
-        </w:rPr>
-        <w:t>Artist biographies.</w:t>
-      </w:r>
-    </w:p>
-    <w:p>
-      <w:pPr>
-        <w:pStyle w:val="ListBullet"/>
-        <w:spacing w:after="60" w:line="269" w:lineRule="auto"/>
-        <w:ind w:left="432"/>
-      </w:pPr>
-      <w:r>
-        <w:rPr>
-          <w:rFonts w:ascii="Calibri" w:hAnsi="Calibri"/>
-          <w:color w:val="000000"/>
-          <w:sz w:val="22"/>
-        </w:rPr>
-        <w:t>Your own photography for the homepage, About and the vertical pages.</w:t>
-      </w:r>
-    </w:p>
-    <w:p>
-      <w:pPr>
-        <w:pStyle w:val="ListBullet"/>
-        <w:spacing w:after="60" w:line="269" w:lineRule="auto"/>
-        <w:ind w:left="432"/>
-      </w:pPr>
-      <w:r>
-        <w:rPr>
-          <w:rFonts w:ascii="Calibri" w:hAnsi="Calibri"/>
-          <w:color w:val="000000"/>
-          <w:sz w:val="22"/>
-        </w:rPr>
-        <w:t>Privacy Policy and Terms of Use wording.</w:t>
-      </w:r>
-    </w:p>
-    <w:p>
-      <w:pPr>
-        <w:pStyle w:val="ListBullet"/>
-        <w:spacing w:after="60" w:line="269" w:lineRule="auto"/>
-        <w:ind w:left="432"/>
-      </w:pPr>
-      <w:r>
-        <w:rPr>
-          <w:rFonts w:ascii="Calibri" w:hAnsi="Calibri"/>
-          <w:color w:val="000000"/>
-          <w:sz w:val="22"/>
-        </w:rPr>
-        <w:t>Any statistics you want published, confirmed as accurate.</w:t>
-      </w:r>
-    </w:p>
-    <w:p>
-      <w:pPr>
-        <w:spacing w:before="240" w:after="80" w:line="276" w:lineRule="auto"/>
-      </w:pPr>
-      <w:r>
-        <w:rPr>
-          <w:rFonts w:ascii="Calibri" w:hAnsi="Calibri"/>
-          <w:b/>
-          <w:i w:val="0"/>
-          <w:caps w:val="0"/>
-          <w:color w:val="000000"/>
-          <w:sz w:val="25"/>
-        </w:rPr>
-        <w:t>Can follow later</w:t>
-      </w:r>
-    </w:p>
-    <w:p>
-      <w:pPr>
-        <w:pStyle w:val="ListBullet"/>
-        <w:spacing w:after="60" w:line="269" w:lineRule="auto"/>
-        <w:ind w:left="432"/>
-      </w:pPr>
-      <w:r>
-        <w:rPr>
-          <w:rFonts w:ascii="Calibri" w:hAnsi="Calibri"/>
-          <w:color w:val="000000"/>
-          <w:sz w:val="22"/>
-        </w:rPr>
-        <w:t>Videos and podcast or audio files.</w:t>
-      </w:r>
-    </w:p>
-    <w:p>
-      <w:pPr>
-        <w:pStyle w:val="ListBullet"/>
-        <w:spacing w:after="60" w:line="269" w:lineRule="auto"/>
-        <w:ind w:left="432"/>
-      </w:pPr>
-      <w:r>
-        <w:rPr>
-          <w:rFonts w:ascii="Calibri" w:hAnsi="Calibri"/>
-          <w:color w:val="000000"/>
-          <w:sz w:val="22"/>
-        </w:rPr>
-        <w:t>Long-term ambition wording for the About page.</w:t>
-      </w:r>
-    </w:p>
-    <w:p>
-      <w:pPr>
-        <w:pStyle w:val="ListBullet"/>
-        <w:spacing w:after="60" w:line="269" w:lineRule="auto"/>
-        <w:ind w:left="432"/>
-      </w:pPr>
-      <w:r>
-        <w:rPr>
-          <w:rFonts w:ascii="Calibri" w:hAnsi="Calibri"/>
-          <w:color w:val="000000"/>
-          <w:sz w:val="22"/>
-        </w:rPr>
-        <w:t>Additional portfolio material as it becomes available.</w:t>
-      </w:r>
-    </w:p>
-    <w:p>
-      <w:pPr>
-        <w:spacing w:before="0" w:after="160" w:line="276" w:lineRule="auto"/>
-        <w:ind w:left="432"/>
-      </w:pPr>
-      <w:r>
-        <w:rPr>
-          <w:rFonts w:ascii="Calibri" w:hAnsi="Calibri"/>
-          <w:b w:val="0"/>
-          <w:i/>
-          <w:caps w:val="0"/>
-          <w:color w:val="000000"/>
-          <w:sz w:val="20"/>
-        </w:rPr>
-        <w:t>Please send written content as editable text rather than inside images or PDFs where possible. It saves retyping and avoids introducing errors.</w:t>
-      </w:r>
-    </w:p>
-    <w:p>
-      <w:pPr>
-        <w:spacing w:before="400" w:after="120" w:line="276" w:lineRule="auto"/>
-      </w:pPr>
-      <w:r>
-        <w:rPr>
-          <w:rFonts w:ascii="Calibri" w:hAnsi="Calibri"/>
-          <w:b/>
-          <w:i w:val="0"/>
-          <w:caps w:val="0"/>
-          <w:color w:val="000000"/>
-          <w:sz w:val="32"/>
-        </w:rPr>
-        <w:t>7. Questions We Need Answered</w:t>
-      </w:r>
-    </w:p>
-    <w:p>
-      <w:pPr>
-        <w:spacing w:before="0" w:after="160" w:line="276" w:lineRule="auto"/>
-      </w:pPr>
-      <w:r>
-        <w:rPr>
-          <w:rFonts w:ascii="Calibri" w:hAnsi="Calibri"/>
-          <w:b w:val="0"/>
-          <w:i w:val="0"/>
-          <w:caps w:val="0"/>
-          <w:color w:val="000000"/>
-          <w:sz w:val="22"/>
-        </w:rPr>
-        <w:t>Twelve questions. Each one changes what we build, so we would rather ask than guess. The first six were in our confirmation document and are still open.</w:t>
-      </w:r>
-    </w:p>
-    <w:p>
-      <w:pPr>
-        <w:pStyle w:val="ListNumber"/>
-        <w:spacing w:after="80" w:line="269" w:lineRule="auto"/>
-        <w:ind w:left="461"/>
-      </w:pPr>
-      <w:r>
-        <w:rPr>
-          <w:rFonts w:ascii="Calibri" w:hAnsi="Calibri"/>
-          <w:b/>
-          <w:color w:val="000000"/>
-          <w:sz w:val="22"/>
-        </w:rPr>
-        <w:t>The TEZRA menu item.</w:t>
-      </w:r>
-      <w:r>
-        <w:rPr>
-          <w:rFonts w:ascii="Calibri" w:hAnsi="Calibri"/>
-          <w:color w:val="000000"/>
-          <w:sz w:val="22"/>
-        </w:rPr>
-        <w:t xml:space="preserve"> Your navigation lists TEZRA first and ABOUT separately. We have built TEZRA as the link home. Is that right, or should it be a separate page about the group?</w:t>
-      </w:r>
-    </w:p>
-    <w:p>
-      <w:pPr>
-        <w:pStyle w:val="ListNumber"/>
-        <w:spacing w:after="80" w:line="269" w:lineRule="auto"/>
-        <w:ind w:left="461"/>
-      </w:pPr>
-      <w:r>
-        <w:rPr>
-          <w:rFonts w:ascii="Calibri" w:hAnsi="Calibri"/>
-          <w:b/>
-          <w:color w:val="000000"/>
-          <w:sz w:val="22"/>
-        </w:rPr>
-        <w:t>Leadership and Clients &amp; Partners.</w:t>
-      </w:r>
-      <w:r>
-        <w:rPr>
-          <w:rFonts w:ascii="Calibri" w:hAnsi="Calibri"/>
-          <w:color w:val="000000"/>
-          <w:sz w:val="22"/>
-        </w:rPr>
-        <w:t xml:space="preserve"> Both are full sections but neither appears in your navigation list. We have built them as their own pages, linked from the footer and from About. Should either be added to the main menu?</w:t>
-      </w:r>
-    </w:p>
-    <w:p>
-      <w:pPr>
-        <w:pStyle w:val="ListNumber"/>
-        <w:spacing w:after="80" w:line="269" w:lineRule="auto"/>
-        <w:ind w:left="461"/>
-      </w:pPr>
-      <w:r>
-        <w:rPr>
-          <w:rFonts w:ascii="Calibri" w:hAnsi="Calibri"/>
-          <w:b/>
-          <w:color w:val="000000"/>
-          <w:sz w:val="22"/>
-        </w:rPr>
-        <w:t>Navigation.</w:t>
-      </w:r>
-      <w:r>
-        <w:rPr>
-          <w:rFonts w:ascii="Calibri" w:hAnsi="Calibri"/>
-          <w:color w:val="000000"/>
-          <w:sz w:val="22"/>
-        </w:rPr>
-        <w:t xml:space="preserve"> Eight items plus a button is a lot for one bar, and it is tight on a tablet. We have built it exactly as listed. We can also group the four verticals under a single menu. Happy to show you both.</w:t>
-      </w:r>
-    </w:p>
-    <w:p>
-      <w:pPr>
-        <w:pStyle w:val="ListNumber"/>
-        <w:spacing w:after="80" w:line="269" w:lineRule="auto"/>
-        <w:ind w:left="461"/>
-      </w:pPr>
-      <w:r>
-        <w:rPr>
-          <w:rFonts w:ascii="Calibri" w:hAnsi="Calibri"/>
-          <w:b/>
-          <w:color w:val="000000"/>
-          <w:sz w:val="22"/>
-        </w:rPr>
-        <w:t>“And” or “&amp;”.</w:t>
-      </w:r>
-      <w:r>
-        <w:rPr>
-          <w:rFonts w:ascii="Calibri" w:hAnsi="Calibri"/>
-          <w:color w:val="000000"/>
-          <w:sz w:val="22"/>
-        </w:rPr>
-        <w:t xml:space="preserve"> The vertical is named Tezra Marketing and Consulting, while the navigation item is Marketing &amp; Consulting. Which should appear in page headings and body text?</w:t>
-      </w:r>
-    </w:p>
-    <w:p>
-      <w:pPr>
-        <w:pStyle w:val="ListNumber"/>
-        <w:spacing w:after="80" w:line="269" w:lineRule="auto"/>
-        <w:ind w:left="461"/>
-      </w:pPr>
-      <w:r>
-        <w:rPr>
-          <w:rFonts w:ascii="Calibri" w:hAnsi="Calibri"/>
-          <w:b/>
-          <w:color w:val="000000"/>
-          <w:sz w:val="22"/>
-        </w:rPr>
-        <w:t>“Our Work” or “Selected Work”.</w:t>
-      </w:r>
-      <w:r>
-        <w:rPr>
-          <w:rFonts w:ascii="Calibri" w:hAnsi="Calibri"/>
-          <w:color w:val="000000"/>
-          <w:sz w:val="22"/>
-        </w:rPr>
-        <w:t xml:space="preserve"> Your brief uses both names for the same section. We have used Our Work, because that is what the navigation says. Please confirm.</w:t>
-      </w:r>
-    </w:p>
-    <w:p>
-      <w:pPr>
-        <w:pStyle w:val="ListNumber"/>
-        <w:spacing w:after="80" w:line="269" w:lineRule="auto"/>
-        <w:ind w:left="461"/>
-      </w:pPr>
-      <w:r>
-        <w:rPr>
-          <w:rFonts w:ascii="Calibri" w:hAnsi="Calibri"/>
-          <w:b/>
-          <w:color w:val="000000"/>
-          <w:sz w:val="22"/>
-        </w:rPr>
-        <w:t>Arts payment.</w:t>
-      </w:r>
-      <w:r>
-        <w:rPr>
-          <w:rFonts w:ascii="Calibri" w:hAnsi="Calibri"/>
-          <w:color w:val="000000"/>
-          <w:sz w:val="22"/>
-        </w:rPr>
-        <w:t xml:space="preserve"> We have assumed enquiry only for Draft 2, with online payment added later. Please confirm.</w:t>
-      </w:r>
-    </w:p>
-    <w:p>
-      <w:pPr>
-        <w:pStyle w:val="ListNumber"/>
-        <w:spacing w:after="80" w:line="269" w:lineRule="auto"/>
-        <w:ind w:left="461"/>
-      </w:pPr>
-      <w:r>
-        <w:rPr>
-          <w:rFonts w:ascii="Calibri" w:hAnsi="Calibri"/>
-          <w:b/>
-          <w:color w:val="000000"/>
-          <w:sz w:val="22"/>
-        </w:rPr>
-        <w:t>Fonts.</w:t>
-      </w:r>
-      <w:r>
-        <w:rPr>
-          <w:rFonts w:ascii="Calibri" w:hAnsi="Calibri"/>
-          <w:color w:val="000000"/>
-          <w:sz w:val="22"/>
-        </w:rPr>
-        <w:t xml:space="preserve"> Keep the current typefaces, or move to the brand guideline set? See section 5.</w:t>
-      </w:r>
-    </w:p>
-    <w:p>
-      <w:pPr>
-        <w:pStyle w:val="ListNumber"/>
-        <w:spacing w:after="80" w:line="269" w:lineRule="auto"/>
-        <w:ind w:left="461"/>
-      </w:pPr>
-      <w:r>
-        <w:rPr>
-          <w:rFonts w:ascii="Calibri" w:hAnsi="Calibri"/>
-          <w:b/>
-          <w:color w:val="000000"/>
-          <w:sz w:val="22"/>
-        </w:rPr>
-        <w:t>Domain name.</w:t>
-      </w:r>
-      <w:r>
-        <w:rPr>
-          <w:rFonts w:ascii="Calibri" w:hAnsi="Calibri"/>
-          <w:color w:val="000000"/>
-          <w:sz w:val="22"/>
-        </w:rPr>
-        <w:t xml:space="preserve"> We need the final web address to set up page links and social sharing previews correctly.</w:t>
-      </w:r>
-    </w:p>
-    <w:p>
-      <w:pPr>
-        <w:pStyle w:val="ListNumber"/>
-        <w:spacing w:after="80" w:line="269" w:lineRule="auto"/>
-        <w:ind w:left="461"/>
-      </w:pPr>
-      <w:r>
-        <w:rPr>
-          <w:rFonts w:ascii="Calibri" w:hAnsi="Calibri"/>
-          <w:b/>
-          <w:color w:val="000000"/>
-          <w:sz w:val="22"/>
-        </w:rPr>
-        <w:t>Contact form destination.</w:t>
-      </w:r>
-      <w:r>
-        <w:rPr>
-          <w:rFonts w:ascii="Calibri" w:hAnsi="Calibri"/>
-          <w:color w:val="000000"/>
-          <w:sz w:val="22"/>
-        </w:rPr>
-        <w:t xml:space="preserve"> Which address should enquiries go to, and should different enquiry types reach different people?</w:t>
-      </w:r>
-    </w:p>
-    <w:p>
-      <w:pPr>
-        <w:pStyle w:val="ListNumber"/>
-        <w:spacing w:after="80" w:line="269" w:lineRule="auto"/>
-        <w:ind w:left="461"/>
-      </w:pPr>
-      <w:r>
-        <w:rPr>
-          <w:rFonts w:ascii="Calibri" w:hAnsi="Calibri"/>
-          <w:b/>
-          <w:color w:val="000000"/>
-          <w:sz w:val="22"/>
-        </w:rPr>
-        <w:t>Content manager accounts.</w:t>
-      </w:r>
-      <w:r>
-        <w:rPr>
-          <w:rFonts w:ascii="Calibri" w:hAnsi="Calibri"/>
-          <w:color w:val="000000"/>
-          <w:sz w:val="22"/>
-        </w:rPr>
-        <w:t xml:space="preserve"> Who on your team needs a login, and should anyone be able to publish while others only draft?</w:t>
-      </w:r>
-    </w:p>
-    <w:p>
-      <w:pPr>
-        <w:pStyle w:val="ListNumber"/>
-        <w:spacing w:after="80" w:line="269" w:lineRule="auto"/>
-        <w:ind w:left="461"/>
-      </w:pPr>
-      <w:r>
-        <w:rPr>
-          <w:rFonts w:ascii="Calibri" w:hAnsi="Calibri"/>
-          <w:b/>
-          <w:color w:val="000000"/>
-          <w:sz w:val="22"/>
-        </w:rPr>
-        <w:t>Hosting.</w:t>
-      </w:r>
-      <w:r>
-        <w:rPr>
-          <w:rFonts w:ascii="Calibri" w:hAnsi="Calibri"/>
-          <w:color w:val="000000"/>
-          <w:sz w:val="22"/>
-        </w:rPr>
-        <w:t xml:space="preserve"> Do you have a hosting arrangement already, or would you like us to recommend one? This affects the launch date.</w:t>
-      </w:r>
-    </w:p>
-    <w:p>
-      <w:pPr>
-        <w:pStyle w:val="ListNumber"/>
-        <w:spacing w:after="80" w:line="269" w:lineRule="auto"/>
-        <w:ind w:left="461"/>
-      </w:pPr>
-      <w:r>
-        <w:rPr>
-          <w:rFonts w:ascii="Calibri" w:hAnsi="Calibri"/>
-          <w:b/>
-          <w:color w:val="000000"/>
-          <w:sz w:val="22"/>
-        </w:rPr>
-        <w:t>Legal pages.</w:t>
-      </w:r>
-      <w:r>
-        <w:rPr>
-          <w:rFonts w:ascii="Calibri" w:hAnsi="Calibri"/>
-          <w:color w:val="000000"/>
-          <w:sz w:val="22"/>
-        </w:rPr>
-        <w:t xml:space="preserve"> Will your lawyers supply the Privacy Policy and Terms of Use, or should we propose standard wording for review? We have left these out rather than publish an empty policy page.</w:t>
-      </w:r>
-    </w:p>
-    <w:p>
-      <w:pPr>
-        <w:spacing w:before="400" w:after="120" w:line="276" w:lineRule="auto"/>
-      </w:pPr>
-      <w:r>
-        <w:rPr>
-          <w:rFonts w:ascii="Calibri" w:hAnsi="Calibri"/>
-          <w:b/>
-          <w:i w:val="0"/>
-          <w:caps w:val="0"/>
-          <w:color w:val="000000"/>
-          <w:sz w:val="32"/>
-        </w:rPr>
-        <w:t>8. Not Built Yet</w:t>
-      </w:r>
-    </w:p>
-    <w:p>
-      <w:pPr>
-        <w:spacing w:before="0" w:after="160" w:line="276" w:lineRule="auto"/>
-      </w:pPr>
-      <w:r>
-        <w:rPr>
-          <w:rFonts w:ascii="Calibri" w:hAnsi="Calibri"/>
-          <w:b w:val="0"/>
-          <w:i w:val="0"/>
-          <w:caps w:val="0"/>
-          <w:color w:val="000000"/>
-          <w:sz w:val="22"/>
-        </w:rPr>
-        <w:t>So there is no confusion about what is and is not finished:</w:t>
-      </w:r>
-    </w:p>
-    <w:p>
-      <w:pPr>
-        <w:pStyle w:val="ListBullet"/>
-        <w:spacing w:after="60" w:line="269" w:lineRule="auto"/>
-        <w:ind w:left="432"/>
-      </w:pPr>
-      <w:r>
-        <w:rPr>
-          <w:rFonts w:ascii="Calibri" w:hAnsi="Calibri"/>
-          <w:b/>
-          <w:color w:val="000000"/>
-          <w:sz w:val="22"/>
-        </w:rPr>
-        <w:t>The content manager.</w:t>
-      </w:r>
-      <w:r>
-        <w:rPr>
-          <w:rFonts w:ascii="Calibri" w:hAnsi="Calibri"/>
-          <w:b w:val="0"/>
-          <w:color w:val="000000"/>
-          <w:sz w:val="22"/>
-        </w:rPr>
-        <w:t xml:space="preserve"> the private area where your team posts content. This is the next major piece of work.</w:t>
-      </w:r>
-    </w:p>
-    <w:p>
-      <w:pPr>
-        <w:pStyle w:val="ListBullet"/>
-        <w:spacing w:after="60" w:line="269" w:lineRule="auto"/>
-        <w:ind w:left="432"/>
-      </w:pPr>
-      <w:r>
-        <w:rPr>
-          <w:rFonts w:ascii="Calibri" w:hAnsi="Calibri"/>
-          <w:b/>
-          <w:color w:val="000000"/>
-          <w:sz w:val="22"/>
-        </w:rPr>
-        <w:t>Individual news article pages.</w:t>
-      </w:r>
-      <w:r>
-        <w:rPr>
-          <w:rFonts w:ascii="Calibri" w:hAnsi="Calibri"/>
-          <w:b w:val="0"/>
-          <w:color w:val="000000"/>
-          <w:sz w:val="22"/>
-        </w:rPr>
-        <w:t xml:space="preserve"> the structure is ready, but individual article pages are built alongside the content manager.</w:t>
-      </w:r>
-    </w:p>
-    <w:p>
-      <w:pPr>
-        <w:pStyle w:val="ListBullet"/>
-        <w:spacing w:after="60" w:line="269" w:lineRule="auto"/>
-        <w:ind w:left="432"/>
-      </w:pPr>
-      <w:r>
-        <w:rPr>
-          <w:rFonts w:ascii="Calibri" w:hAnsi="Calibri"/>
-          <w:b/>
-          <w:color w:val="000000"/>
-          <w:sz w:val="22"/>
-        </w:rPr>
-        <w:t>Individual artwork pages.</w:t>
-      </w:r>
-      <w:r>
-        <w:rPr>
-          <w:rFonts w:ascii="Calibri" w:hAnsi="Calibri"/>
-          <w:b w:val="0"/>
-          <w:color w:val="000000"/>
-          <w:sz w:val="22"/>
-        </w:rPr>
-        <w:t xml:space="preserve"> same — ready in structure, built with the content manager.</w:t>
-      </w:r>
-    </w:p>
-    <w:p>
-      <w:pPr>
-        <w:pStyle w:val="ListBullet"/>
-        <w:spacing w:after="60" w:line="269" w:lineRule="auto"/>
-        <w:ind w:left="432"/>
-      </w:pPr>
-      <w:r>
-        <w:rPr>
-          <w:rFonts w:ascii="Calibri" w:hAnsi="Calibri"/>
-          <w:b/>
-          <w:color w:val="000000"/>
-          <w:sz w:val="22"/>
-        </w:rPr>
-        <w:t>Image optimisation.</w:t>
-      </w:r>
-      <w:r>
-        <w:rPr>
-          <w:rFonts w:ascii="Calibri" w:hAnsi="Calibri"/>
-          <w:b w:val="0"/>
-          <w:color w:val="000000"/>
-          <w:sz w:val="22"/>
-        </w:rPr>
-        <w:t xml:space="preserve"> a performance pass to make photographs load faster on mobile connections.</w:t>
-      </w:r>
-    </w:p>
-    <w:p>
-      <w:pPr>
-        <w:pStyle w:val="ListBullet"/>
-        <w:spacing w:after="60" w:line="269" w:lineRule="auto"/>
-        <w:ind w:left="432"/>
-      </w:pPr>
-      <w:r>
-        <w:rPr>
-          <w:rFonts w:ascii="Calibri" w:hAnsi="Calibri"/>
-          <w:b/>
-          <w:color w:val="000000"/>
-          <w:sz w:val="22"/>
-        </w:rPr>
-        <w:t>Privacy Policy and Terms.</w:t>
-      </w:r>
-      <w:r>
-        <w:rPr>
-          <w:rFonts w:ascii="Calibri" w:hAnsi="Calibri"/>
-          <w:b w:val="0"/>
-          <w:color w:val="000000"/>
-          <w:sz w:val="22"/>
-        </w:rPr>
-        <w:t xml:space="preserve"> waiting on wording.</w:t>
-      </w:r>
-    </w:p>
-    <w:p>
-      <w:pPr>
-        <w:pStyle w:val="ListBullet"/>
-        <w:spacing w:after="60" w:line="269" w:lineRule="auto"/>
-        <w:ind w:left="432"/>
-      </w:pPr>
-      <w:r>
-        <w:rPr>
-          <w:rFonts w:ascii="Calibri" w:hAnsi="Calibri"/>
-          <w:b/>
-          <w:color w:val="000000"/>
-          <w:sz w:val="22"/>
-        </w:rPr>
-        <w:t>Final device testing.</w:t>
-      </w:r>
-      <w:r>
-        <w:rPr>
-          <w:rFonts w:ascii="Calibri" w:hAnsi="Calibri"/>
-          <w:b w:val="0"/>
-          <w:color w:val="000000"/>
-          <w:sz w:val="22"/>
-        </w:rPr>
-        <w:t xml:space="preserve"> a full pass across iPhone, Android, iPad and desktop once the pages are final.</w:t>
-      </w:r>
-    </w:p>
-    <w:p>
-      <w:pPr>
-        <w:spacing w:before="400" w:after="120" w:line="276" w:lineRule="auto"/>
-      </w:pPr>
-      <w:r>
-        <w:rPr>
-          <w:rFonts w:ascii="Calibri" w:hAnsi="Calibri"/>
-          <w:b/>
-          <w:i w:val="0"/>
-          <w:caps w:val="0"/>
-          <w:color w:val="000000"/>
-          <w:sz w:val="32"/>
-        </w:rPr>
-        <w:t>9. Next Steps</w:t>
-      </w:r>
-    </w:p>
-    <w:p>
-      <w:pPr>
-        <w:pStyle w:val="ListNumber"/>
-        <w:spacing w:after="80" w:line="269" w:lineRule="auto"/>
-        <w:ind w:left="461"/>
-      </w:pPr>
-      <w:r>
-        <w:rPr>
-          <w:rFonts w:ascii="Calibri" w:hAnsi="Calibri"/>
-          <w:b/>
-          <w:color w:val="000000"/>
-          <w:sz w:val="22"/>
-        </w:rPr>
-        <w:t>You:</w:t>
-      </w:r>
-      <w:r>
-        <w:rPr>
-          <w:rFonts w:ascii="Calibri" w:hAnsi="Calibri"/>
-          <w:color w:val="000000"/>
-          <w:sz w:val="22"/>
-        </w:rPr>
-        <w:t xml:space="preserve"> Answer the twelve questions in section 7.</w:t>
-      </w:r>
-    </w:p>
-    <w:p>
-      <w:pPr>
-        <w:pStyle w:val="ListNumber"/>
-        <w:spacing w:after="80" w:line="269" w:lineRule="auto"/>
-        <w:ind w:left="461"/>
-      </w:pPr>
-      <w:r>
-        <w:rPr>
-          <w:rFonts w:ascii="Calibri" w:hAnsi="Calibri"/>
-          <w:b/>
-          <w:color w:val="000000"/>
-          <w:sz w:val="22"/>
-        </w:rPr>
-        <w:t>You:</w:t>
-      </w:r>
-      <w:r>
-        <w:rPr>
-          <w:rFonts w:ascii="Calibri" w:hAnsi="Calibri"/>
-          <w:color w:val="000000"/>
-          <w:sz w:val="22"/>
-        </w:rPr>
-        <w:t xml:space="preserve"> Send the urgent items in section 6.</w:t>
-      </w:r>
-    </w:p>
-    <w:p>
-      <w:pPr>
-        <w:pStyle w:val="ListNumber"/>
-        <w:spacing w:after="80" w:line="269" w:lineRule="auto"/>
-        <w:ind w:left="461"/>
-      </w:pPr>
-      <w:r>
-        <w:rPr>
-          <w:rFonts w:ascii="Calibri" w:hAnsi="Calibri"/>
-          <w:b/>
-          <w:color w:val="000000"/>
-          <w:sz w:val="22"/>
-        </w:rPr>
-        <w:t>You:</w:t>
-      </w:r>
-      <w:r>
-        <w:rPr>
-          <w:rFonts w:ascii="Calibri" w:hAnsi="Calibri"/>
-          <w:color w:val="000000"/>
-          <w:sz w:val="22"/>
-        </w:rPr>
-        <w:t xml:space="preserve"> Confirm the revised timeline and cost from our confirmation document.</w:t>
-      </w:r>
-    </w:p>
-    <w:p>
-      <w:pPr>
-        <w:pStyle w:val="ListNumber"/>
-        <w:spacing w:after="80" w:line="269" w:lineRule="auto"/>
-        <w:ind w:left="461"/>
-      </w:pPr>
-      <w:r>
-        <w:rPr>
-          <w:rFonts w:ascii="Calibri" w:hAnsi="Calibri"/>
-          <w:b/>
-          <w:color w:val="000000"/>
-          <w:sz w:val="22"/>
-        </w:rPr>
-        <w:t>Us:</w:t>
-      </w:r>
-      <w:r>
-        <w:rPr>
-          <w:rFonts w:ascii="Calibri" w:hAnsi="Calibri"/>
-          <w:color w:val="000000"/>
-          <w:sz w:val="22"/>
-        </w:rPr>
-        <w:t xml:space="preserve"> Build the content manager and the article and artwork pages.</w:t>
-      </w:r>
-    </w:p>
-    <w:p>
-      <w:pPr>
-        <w:pStyle w:val="ListNumber"/>
-        <w:spacing w:after="80" w:line="269" w:lineRule="auto"/>
-        <w:ind w:left="461"/>
-      </w:pPr>
-      <w:r>
-        <w:rPr>
-          <w:rFonts w:ascii="Calibri" w:hAnsi="Calibri"/>
-          <w:b/>
-          <w:color w:val="000000"/>
-          <w:sz w:val="22"/>
-        </w:rPr>
-        <w:t>Us:</w:t>
-      </w:r>
-      <w:r>
-        <w:rPr>
-          <w:rFonts w:ascii="Calibri" w:hAnsi="Calibri"/>
-          <w:color w:val="000000"/>
-          <w:sz w:val="22"/>
-        </w:rPr>
-        <w:t xml:space="preserve"> Load your content and train your team.</w:t>
-      </w:r>
-    </w:p>
-    <w:p>
-      <w:pPr>
-        <w:pStyle w:val="ListNumber"/>
-        <w:spacing w:after="80" w:line="269" w:lineRule="auto"/>
-        <w:ind w:left="461"/>
-      </w:pPr>
-      <w:r>
-        <w:rPr>
-          <w:rFonts w:ascii="Calibri" w:hAnsi="Calibri"/>
-          <w:b/>
-          <w:color w:val="000000"/>
-          <w:sz w:val="22"/>
-        </w:rPr>
-        <w:t>Us:</w:t>
-      </w:r>
-      <w:r>
-        <w:rPr>
-          <w:rFonts w:ascii="Calibri" w:hAnsi="Calibri"/>
-          <w:color w:val="000000"/>
-          <w:sz w:val="22"/>
-        </w:rPr>
-        <w:t xml:space="preserve"> Full device testing, then hand Draft 2 to you for review.</w:t>
-      </w:r>
-    </w:p>
-    <w:p>
-      <w:pPr>
-        <w:spacing w:before="0" w:after="160" w:line="276" w:lineRule="auto"/>
-      </w:pPr>
-      <w:r>
-        <w:rPr>
-          <w:rFonts w:ascii="Calibri" w:hAnsi="Calibri"/>
-          <w:b w:val="0"/>
-          <w:i w:val="0"/>
-          <w:caps w:val="0"/>
-          <w:color w:val="000000"/>
-          <w:sz w:val="22"/>
-        </w:rPr>
-        <w:t>We would also like to walk you through the site as it stands, either in person or on a call. It is easier to react to than a document.</w:t>
-      </w:r>
-    </w:p>
-    <w:p>
-      <w:pPr>
-        <w:spacing w:before="400" w:after="120" w:line="276" w:lineRule="auto"/>
-      </w:pPr>
-      <w:r>
-        <w:rPr>
-          <w:rFonts w:ascii="Calibri" w:hAnsi="Calibri"/>
-          <w:b/>
-          <w:i w:val="0"/>
-          <w:caps w:val="0"/>
-          <w:color w:val="000000"/>
-          <w:sz w:val="32"/>
-        </w:rPr>
-        <w:t>10. Closing</w:t>
-      </w:r>
-    </w:p>
-    <w:p>
-      <w:pPr>
-        <w:spacing w:before="0" w:after="160" w:line="276" w:lineRule="auto"/>
-      </w:pPr>
-      <w:r>
-        <w:rPr>
-          <w:rFonts w:ascii="Calibri" w:hAnsi="Calibri"/>
-          <w:b w:val="0"/>
-          <w:i w:val="0"/>
-          <w:caps w:val="0"/>
-          <w:color w:val="000000"/>
-          <w:sz w:val="22"/>
-        </w:rPr>
-        <w:t>The brief gave us what we needed and the build has moved quickly because of it. The structure, the naming, the navigation and the four verticals are now exactly as you set out.</w:t>
-      </w:r>
-    </w:p>
-    <w:p>
-      <w:pPr>
-        <w:spacing w:before="0" w:after="160" w:line="276" w:lineRule="auto"/>
-      </w:pPr>
-      <w:r>
-        <w:rPr>
-          <w:rFonts w:ascii="Calibri" w:hAnsi="Calibri"/>
-          <w:b w:val="0"/>
-          <w:i w:val="0"/>
-          <w:caps w:val="0"/>
-          <w:color w:val="000000"/>
-          <w:sz w:val="22"/>
-        </w:rPr>
-        <w:t>What the site needs now is your content. The sections are built and waiting for it, and most of what is still outstanding is material only TEZRA can supply.</w:t>
-      </w:r>
-    </w:p>
-    <w:p>
-      <w:pPr>
-        <w:spacing w:before="0" w:after="360" w:line="276" w:lineRule="auto"/>
-      </w:pPr>
-      <w:r>
-        <w:rPr>
-          <w:rFonts w:ascii="Calibri" w:hAnsi="Calibri"/>
-          <w:b w:val="0"/>
-          <w:i w:val="0"/>
-          <w:caps w:val="0"/>
-          <w:color w:val="000000"/>
-          <w:sz w:val="22"/>
-        </w:rPr>
-        <w:t>If anything here does not match what you intended, tell us early.</w:t>
-      </w:r>
-    </w:p>
-    <w:p>
-      <w:pPr>
-        <w:spacing w:before="120" w:after="120"/>
+        <w:spacing w:after="40" w:before="40"/>
         <w:pBdr>
-          <w:bottom w:val="single" w:sz="6" w:space="1" w:color="000000"/>
+          <w:bottom w:val="single" w:sz="6" w:space="1" w:color="BFBFBF"/>
         </w:pBdr>
       </w:pPr>
     </w:p>
     <w:p>
       <w:pPr>
-        <w:spacing w:before="0" w:after="20" w:line="276" w:lineRule="auto"/>
+        <w:spacing w:after="160" w:before="160"/>
       </w:pPr>
       <w:r>
         <w:rPr>
-          <w:rFonts w:ascii="Calibri" w:hAnsi="Calibri"/>
-          <w:b/>
-          <w:i w:val="0"/>
-          <w:caps w:val="0"/>
-          <w:color w:val="000000"/>
-          <w:sz w:val="22"/>
-        </w:rPr>
-        <w:t>[Your name]</w:t>
-      </w:r>
-    </w:p>
-    <w:p>
-      <w:pPr>
-        <w:spacing w:before="0" w:after="20" w:line="276" w:lineRule="auto"/>
-      </w:pPr>
-      <w:r>
-        <w:rPr>
-          <w:rFonts w:ascii="Calibri" w:hAnsi="Calibri"/>
           <w:b w:val="0"/>
           <w:i w:val="0"/>
-          <w:caps w:val="0"/>
           <w:color w:val="000000"/>
           <w:sz w:val="20"/>
         </w:rPr>
-        <w:t>[Your role]</w:t>
-      </w:r>
-    </w:p>
-    <w:p>
-      <w:pPr>
-        <w:spacing w:before="0" w:after="20" w:line="276" w:lineRule="auto"/>
-      </w:pPr>
-      <w:r>
-        <w:rPr>
-          <w:rFonts w:ascii="Calibri" w:hAnsi="Calibri"/>
-          <w:b w:val="0"/>
-          <w:i w:val="0"/>
-          <w:caps w:val="0"/>
-          <w:color w:val="000000"/>
-          <w:sz w:val="20"/>
-        </w:rPr>
-        <w:t>[Email]  ·  [Phone]</w:t>
+        <w:t>Questions on anything in this update are welcome. Content can be sent across in any order and will be loaded as it arrives.</w:t>
       </w:r>
     </w:p>
     <w:sectPr>
@@ -2699,11 +2230,8 @@
     <w:name w:val="Normal"/>
     <w:qFormat/>
     <w:rsid w:val="00FC693F"/>
-    <w:pPr>
-      <w:spacing w:after="160" w:line="276" w:lineRule="auto"/>
-    </w:pPr>
     <w:rPr>
-      <w:rFonts w:ascii="Calibri" w:hAnsi="Calibri" w:eastAsia="Calibri"/>
+      <w:rFonts w:ascii="Calibri" w:hAnsi="Calibri"/>
       <w:color w:val="000000"/>
       <w:sz w:val="22"/>
     </w:rPr>
